--- a/assets/cv/業績リスト＿センシオサビノバルセラトブルーノ.docx
+++ b/assets/cv/業績リスト＿センシオサビノバルセラトブルーノ.docx
@@ -50,8 +50,8 @@
         <w:gridCol w:w="2862"/>
         <w:gridCol w:w="636"/>
         <w:gridCol w:w="911"/>
-        <w:gridCol w:w="2056"/>
-        <w:gridCol w:w="3473"/>
+        <w:gridCol w:w="2054"/>
+        <w:gridCol w:w="3475"/>
       </w:tblGrid>
       <w:tr>
         <w:trPr>
@@ -185,7 +185,7 @@
         </w:tc>
         <w:tc>
           <w:tcPr>
-            <w:tcW w:w="2056" w:type="dxa"/>
+            <w:tcW w:w="2054" w:type="dxa"/>
             <w:tcBorders>
               <w:top w:val="single" w:sz="6" w:space="0" w:color="000000"/>
               <w:bottom w:val="single" w:sz="6" w:space="0" w:color="000000"/>
@@ -250,7 +250,7 @@
         </w:tc>
         <w:tc>
           <w:tcPr>
-            <w:tcW w:w="3473" w:type="dxa"/>
+            <w:tcW w:w="3475" w:type="dxa"/>
             <w:tcBorders>
               <w:top w:val="single" w:sz="6" w:space="0" w:color="000000"/>
               <w:bottom w:val="single" w:sz="6" w:space="0" w:color="000000"/>
@@ -333,7 +333,7 @@
             </w:pPr>
             <w:r>
               <w:rPr>
-                <w:rFonts w:eastAsia="Century" w:ascii="Century" w:hAnsi="Century"/>
+                <w:rFonts w:eastAsia="Century"/>
                 <w:spacing w:val="0"/>
                 <w:sz w:val="18"/>
                 <w:szCs w:val="18"/>
@@ -397,7 +397,7 @@
             </w:pPr>
             <w:r>
               <w:rPr>
-                <w:rFonts w:eastAsia="Century" w:ascii="Century" w:hAnsi="Century"/>
+                <w:rFonts w:eastAsia="Century"/>
                 <w:spacing w:val="0"/>
                 <w:sz w:val="18"/>
                 <w:szCs w:val="18"/>
@@ -409,7 +409,7 @@
         </w:tc>
         <w:tc>
           <w:tcPr>
-            <w:tcW w:w="2056" w:type="dxa"/>
+            <w:tcW w:w="2054" w:type="dxa"/>
             <w:tcBorders>
               <w:bottom w:val="single" w:sz="6" w:space="0" w:color="000000"/>
               <w:end w:val="single" w:sz="6" w:space="0" w:color="000000"/>
@@ -430,7 +430,7 @@
             </w:pPr>
             <w:r>
               <w:rPr>
-                <w:rFonts w:eastAsia="Century" w:ascii="Century" w:hAnsi="Century"/>
+                <w:rFonts w:eastAsia="Century"/>
                 <w:b w:val="false"/>
                 <w:i w:val="false"/>
                 <w:caps w:val="false"/>
@@ -444,7 +444,7 @@
             </w:r>
             <w:r>
               <w:rPr>
-                <w:rFonts w:eastAsia="Century" w:ascii="Century" w:hAnsi="Century"/>
+                <w:rFonts w:eastAsia="Century"/>
                 <w:spacing w:val="0"/>
                 <w:sz w:val="18"/>
                 <w:szCs w:val="18"/>
@@ -455,7 +455,7 @@
         </w:tc>
         <w:tc>
           <w:tcPr>
-            <w:tcW w:w="3473" w:type="dxa"/>
+            <w:tcW w:w="3475" w:type="dxa"/>
             <w:tcBorders>
               <w:bottom w:val="single" w:sz="6" w:space="0" w:color="000000"/>
               <w:end w:val="single" w:sz="6" w:space="0" w:color="000000"/>
@@ -476,7 +476,7 @@
             </w:pPr>
             <w:r>
               <w:rPr>
-                <w:rFonts w:eastAsia="Century" w:ascii="Century" w:hAnsi="Century"/>
+                <w:rFonts w:eastAsia="Century"/>
                 <w:color w:val="000000"/>
                 <w:spacing w:val="0"/>
                 <w:sz w:val="18"/>
@@ -487,7 +487,7 @@
             </w:r>
             <w:r>
               <w:rPr>
-                <w:rFonts w:eastAsia="Century" w:ascii="Century" w:hAnsi="Century"/>
+                <w:rFonts w:eastAsia="Century"/>
                 <w:color w:val="000000"/>
                 <w:spacing w:val="0"/>
                 <w:sz w:val="18"/>
@@ -495,35 +495,11 @@
                 <w:shd w:fill="FFFFFF" w:val="clear"/>
                 <w:lang w:val="es-MX"/>
               </w:rPr>
-              <w:t xml:space="preserve">Bruno Senzio Savino </w:t>
-            </w:r>
-            <w:r>
-              <w:rPr>
-                <w:rFonts w:eastAsia="Century" w:ascii="Century" w:hAnsi="Century"/>
-                <w:color w:val="000000"/>
-                <w:spacing w:val="0"/>
-                <w:sz w:val="18"/>
-                <w:szCs w:val="18"/>
-                <w:shd w:fill="FFFFFF" w:val="clear"/>
-                <w:lang w:val="es-MX"/>
-              </w:rPr>
-              <w:t>and Faramarz Alsharif</w:t>
-            </w:r>
-            <w:r>
-              <w:rPr>
-                <w:rFonts w:eastAsia="Century" w:ascii="Century" w:hAnsi="Century"/>
-                <w:color w:val="000000"/>
-                <w:spacing w:val="0"/>
-                <w:sz w:val="18"/>
-                <w:szCs w:val="18"/>
-                <w:shd w:fill="FFFFFF" w:val="clear"/>
-                <w:lang w:val="es-MX"/>
-              </w:rPr>
-              <w:t>)</w:t>
-            </w:r>
-            <w:r>
-              <w:rPr>
-                <w:rFonts w:eastAsia="Century" w:ascii="Century" w:hAnsi="Century"/>
+              <w:t>Bruno Senzio Savino and Faramarz Alsharif)</w:t>
+            </w:r>
+            <w:r>
+              <w:rPr>
+                <w:rFonts w:eastAsia="Century"/>
                 <w:color w:val="000000"/>
                 <w:spacing w:val="0"/>
                 <w:sz w:val="18"/>
@@ -562,7 +538,7 @@
             </w:pPr>
             <w:r>
               <w:rPr>
-                <w:rFonts w:eastAsia="Century" w:ascii="Century" w:hAnsi="Century"/>
+                <w:rFonts w:eastAsia="Century"/>
                 <w:sz w:val="18"/>
                 <w:szCs w:val="18"/>
               </w:rPr>
@@ -570,7 +546,7 @@
             </w:r>
             <w:r>
               <w:rPr>
-                <w:rFonts w:eastAsia="Century" w:ascii="Century" w:hAnsi="Century"/>
+                <w:rFonts w:eastAsia="Century"/>
                 <w:bCs/>
                 <w:color w:val="000000"/>
                 <w:sz w:val="18"/>
@@ -580,7 +556,7 @@
             </w:r>
             <w:r>
               <w:rPr>
-                <w:rFonts w:eastAsia="Century" w:cs="NimbusRomNo9L-Medi" w:ascii="Century" w:hAnsi="Century"/>
+                <w:rFonts w:eastAsia="Century" w:cs="NimbusRomNo9L-Medi"/>
                 <w:sz w:val="18"/>
                 <w:szCs w:val="18"/>
                 <w:lang w:val="es-MX"/>
@@ -641,7 +617,7 @@
             </w:pPr>
             <w:r>
               <w:rPr>
-                <w:rFonts w:eastAsia="Century" w:ascii="Century" w:hAnsi="Century"/>
+                <w:rFonts w:eastAsia="Century"/>
                 <w:spacing w:val="0"/>
                 <w:sz w:val="18"/>
                 <w:szCs w:val="18"/>
@@ -652,7 +628,7 @@
         </w:tc>
         <w:tc>
           <w:tcPr>
-            <w:tcW w:w="2056" w:type="dxa"/>
+            <w:tcW w:w="2054" w:type="dxa"/>
             <w:tcBorders>
               <w:bottom w:val="single" w:sz="6" w:space="0" w:color="000000"/>
               <w:end w:val="single" w:sz="6" w:space="0" w:color="000000"/>
@@ -675,7 +651,7 @@
             </w:pPr>
             <w:r>
               <w:rPr>
-                <w:rFonts w:eastAsia="Century" w:ascii="Century" w:hAnsi="Century"/>
+                <w:rFonts w:eastAsia="Century"/>
                 <w:kern w:val="0"/>
                 <w:sz w:val="18"/>
                 <w:szCs w:val="18"/>
@@ -697,7 +673,7 @@
             </w:pPr>
             <w:r>
               <w:rPr>
-                <w:rFonts w:eastAsia="Century" w:ascii="Century" w:hAnsi="Century"/>
+                <w:rFonts w:eastAsia="Century"/>
                 <w:spacing w:val="0"/>
                 <w:sz w:val="18"/>
                 <w:szCs w:val="18"/>
@@ -707,7 +683,7 @@
         </w:tc>
         <w:tc>
           <w:tcPr>
-            <w:tcW w:w="3473" w:type="dxa"/>
+            <w:tcW w:w="3475" w:type="dxa"/>
             <w:tcBorders>
               <w:bottom w:val="single" w:sz="6" w:space="0" w:color="000000"/>
               <w:end w:val="single" w:sz="6" w:space="0" w:color="000000"/>
@@ -779,7 +755,7 @@
             </w:pPr>
             <w:r>
               <w:rPr>
-                <w:rFonts w:eastAsia="Century" w:ascii="Century" w:hAnsi="Century"/>
+                <w:rFonts w:eastAsia="Century"/>
                 <w:sz w:val="18"/>
                 <w:szCs w:val="18"/>
               </w:rPr>
@@ -787,7 +763,7 @@
             </w:r>
             <w:r>
               <w:rPr>
-                <w:rFonts w:eastAsia="Century" w:ascii="Century" w:hAnsi="Century"/>
+                <w:rFonts w:eastAsia="Century"/>
                 <w:bCs/>
                 <w:color w:val="000000"/>
                 <w:sz w:val="18"/>
@@ -797,7 +773,7 @@
             </w:r>
             <w:r>
               <w:rPr>
-                <w:rFonts w:eastAsia="Century" w:cs="Arial" w:ascii="Century" w:hAnsi="Century"/>
+                <w:rFonts w:eastAsia="Century" w:cs="Arial"/>
                 <w:sz w:val="18"/>
                 <w:szCs w:val="18"/>
                 <w:shd w:fill="FFFFFF" w:val="clear"/>
@@ -806,7 +782,7 @@
             </w:r>
             <w:r>
               <w:rPr>
-                <w:rFonts w:eastAsia="Century" w:ascii="Century" w:hAnsi="Century"/>
+                <w:rFonts w:eastAsia="Century"/>
                 <w:sz w:val="18"/>
                 <w:szCs w:val="18"/>
               </w:rPr>
@@ -866,7 +842,7 @@
             </w:pPr>
             <w:r>
               <w:rPr>
-                <w:rFonts w:eastAsia="Century" w:ascii="Century" w:hAnsi="Century"/>
+                <w:rFonts w:eastAsia="Century"/>
                 <w:spacing w:val="0"/>
                 <w:sz w:val="18"/>
                 <w:szCs w:val="18"/>
@@ -877,7 +853,7 @@
         </w:tc>
         <w:tc>
           <w:tcPr>
-            <w:tcW w:w="2056" w:type="dxa"/>
+            <w:tcW w:w="2054" w:type="dxa"/>
             <w:tcBorders>
               <w:bottom w:val="single" w:sz="6" w:space="0" w:color="000000"/>
               <w:end w:val="single" w:sz="6" w:space="0" w:color="000000"/>
@@ -901,7 +877,7 @@
             </w:pPr>
             <w:r>
               <w:rPr>
-                <w:rFonts w:eastAsia="Century" w:ascii="Century" w:hAnsi="Century"/>
+                <w:rFonts w:eastAsia="Century"/>
                 <w:kern w:val="0"/>
                 <w:sz w:val="18"/>
                 <w:szCs w:val="18"/>
@@ -922,33 +898,33 @@
             </w:pPr>
             <w:r>
               <w:rPr>
-                <w:rFonts w:eastAsia="Century" w:ascii="Century" w:hAnsi="Century"/>
-                <w:sz w:val="18"/>
-                <w:szCs w:val="18"/>
-              </w:rPr>
-            </w:r>
-          </w:p>
-        </w:tc>
-        <w:tc>
-          <w:tcPr>
-            <w:tcW w:w="3473" w:type="dxa"/>
-            <w:tcBorders>
-              <w:bottom w:val="single" w:sz="6" w:space="0" w:color="000000"/>
-              <w:end w:val="single" w:sz="6" w:space="0" w:color="000000"/>
-            </w:tcBorders>
-          </w:tcPr>
-          <w:p>
-            <w:pPr>
-              <w:pStyle w:val="Normal"/>
-              <w:rPr>
-                <w:rFonts w:ascii="Century" w:hAnsi="Century" w:eastAsia="Century"/>
-                <w:sz w:val="18"/>
-                <w:szCs w:val="18"/>
-              </w:rPr>
-            </w:pPr>
-            <w:r>
-              <w:rPr>
-                <w:rFonts w:eastAsia="Century" w:ascii="Century" w:hAnsi="Century"/>
+                <w:rFonts w:eastAsia="Century"/>
+                <w:sz w:val="18"/>
+                <w:szCs w:val="18"/>
+              </w:rPr>
+            </w:r>
+          </w:p>
+        </w:tc>
+        <w:tc>
+          <w:tcPr>
+            <w:tcW w:w="3475" w:type="dxa"/>
+            <w:tcBorders>
+              <w:bottom w:val="single" w:sz="6" w:space="0" w:color="000000"/>
+              <w:end w:val="single" w:sz="6" w:space="0" w:color="000000"/>
+            </w:tcBorders>
+          </w:tcPr>
+          <w:p>
+            <w:pPr>
+              <w:pStyle w:val="Normal"/>
+              <w:rPr>
+                <w:rFonts w:ascii="Century" w:hAnsi="Century" w:eastAsia="Century"/>
+                <w:sz w:val="18"/>
+                <w:szCs w:val="18"/>
+              </w:rPr>
+            </w:pPr>
+            <w:r>
+              <w:rPr>
+                <w:rFonts w:eastAsia="Century"/>
                 <w:sz w:val="18"/>
                 <w:szCs w:val="18"/>
               </w:rPr>
@@ -956,7 +932,7 @@
             </w:r>
             <w:r>
               <w:rPr>
-                <w:rFonts w:eastAsia="Century" w:ascii="Century" w:hAnsi="Century"/>
+                <w:rFonts w:eastAsia="Century"/>
                 <w:sz w:val="18"/>
                 <w:szCs w:val="18"/>
                 <w:shd w:fill="FFFFFF" w:val="clear"/>
@@ -965,7 +941,7 @@
             </w:r>
             <w:r>
               <w:rPr>
-                <w:rFonts w:eastAsia="Century" w:ascii="Century" w:hAnsi="Century"/>
+                <w:rFonts w:eastAsia="Century"/>
                 <w:sz w:val="18"/>
                 <w:szCs w:val="18"/>
               </w:rPr>
@@ -1002,7 +978,7 @@
             </w:pPr>
             <w:r>
               <w:rPr>
-                <w:rFonts w:eastAsia="Century" w:ascii="Century" w:hAnsi="Century"/>
+                <w:rFonts w:eastAsia="Century"/>
                 <w:sz w:val="18"/>
                 <w:szCs w:val="18"/>
                 <w:lang w:val="es-MX"/>
@@ -1062,7 +1038,7 @@
             </w:pPr>
             <w:r>
               <w:rPr>
-                <w:rFonts w:eastAsia="Century" w:ascii="Century" w:hAnsi="Century"/>
+                <w:rFonts w:eastAsia="Century"/>
                 <w:spacing w:val="0"/>
                 <w:sz w:val="18"/>
                 <w:szCs w:val="18"/>
@@ -1113,7 +1089,7 @@
             </w:pPr>
             <w:r>
               <w:rPr>
-                <w:rFonts w:eastAsia="Century" w:ascii="Century" w:hAnsi="Century"/>
+                <w:rFonts w:eastAsia="Century"/>
                 <w:sz w:val="18"/>
                 <w:szCs w:val="18"/>
               </w:rPr>
@@ -1132,7 +1108,7 @@
             </w:pPr>
             <w:r>
               <w:rPr>
-                <w:rFonts w:eastAsia="Century" w:ascii="Century" w:hAnsi="Century"/>
+                <w:rFonts w:eastAsia="Century"/>
                 <w:sz w:val="18"/>
                 <w:szCs w:val="18"/>
               </w:rPr>
@@ -1142,7 +1118,7 @@
         </w:tc>
         <w:tc>
           <w:tcPr>
-            <w:tcW w:w="2056" w:type="dxa"/>
+            <w:tcW w:w="2054" w:type="dxa"/>
             <w:tcBorders>
               <w:bottom w:val="single" w:sz="6" w:space="0" w:color="000000"/>
               <w:end w:val="single" w:sz="6" w:space="0" w:color="000000"/>
@@ -1162,7 +1138,7 @@
             </w:pPr>
             <w:r>
               <w:rPr>
-                <w:rFonts w:eastAsia="Century" w:ascii="Century" w:hAnsi="Century"/>
+                <w:rFonts w:eastAsia="Century"/>
                 <w:sz w:val="18"/>
                 <w:szCs w:val="18"/>
               </w:rPr>
@@ -1181,7 +1157,7 @@
             </w:pPr>
             <w:r>
               <w:rPr>
-                <w:rFonts w:eastAsia="Century" w:ascii="Century" w:hAnsi="Century"/>
+                <w:rFonts w:eastAsia="Century"/>
                 <w:sz w:val="18"/>
                 <w:szCs w:val="18"/>
               </w:rPr>
@@ -1203,7 +1179,7 @@
             </w:pPr>
             <w:r>
               <w:rPr>
-                <w:rFonts w:eastAsia="Century" w:ascii="Century" w:hAnsi="Century"/>
+                <w:rFonts w:eastAsia="Century"/>
                 <w:kern w:val="0"/>
                 <w:sz w:val="18"/>
                 <w:szCs w:val="18"/>
@@ -1225,7 +1201,7 @@
             </w:pPr>
             <w:r>
               <w:rPr>
-                <w:rFonts w:eastAsia="Century" w:ascii="Century" w:hAnsi="Century"/>
+                <w:rFonts w:eastAsia="Century"/>
                 <w:spacing w:val="0"/>
                 <w:sz w:val="18"/>
                 <w:szCs w:val="18"/>
@@ -1235,24 +1211,24 @@
         </w:tc>
         <w:tc>
           <w:tcPr>
-            <w:tcW w:w="3473" w:type="dxa"/>
-            <w:tcBorders>
-              <w:bottom w:val="single" w:sz="6" w:space="0" w:color="000000"/>
-              <w:end w:val="single" w:sz="6" w:space="0" w:color="000000"/>
-            </w:tcBorders>
-          </w:tcPr>
-          <w:p>
-            <w:pPr>
-              <w:pStyle w:val="Normal"/>
-              <w:rPr>
-                <w:rFonts w:ascii="Century" w:hAnsi="Century" w:eastAsia="Century"/>
-                <w:sz w:val="18"/>
-                <w:szCs w:val="18"/>
-              </w:rPr>
-            </w:pPr>
-            <w:r>
-              <w:rPr>
-                <w:rFonts w:eastAsia="Century" w:ascii="Century" w:hAnsi="Century"/>
+            <w:tcW w:w="3475" w:type="dxa"/>
+            <w:tcBorders>
+              <w:bottom w:val="single" w:sz="6" w:space="0" w:color="000000"/>
+              <w:end w:val="single" w:sz="6" w:space="0" w:color="000000"/>
+            </w:tcBorders>
+          </w:tcPr>
+          <w:p>
+            <w:pPr>
+              <w:pStyle w:val="Normal"/>
+              <w:rPr>
+                <w:rFonts w:ascii="Century" w:hAnsi="Century" w:eastAsia="Century"/>
+                <w:sz w:val="18"/>
+                <w:szCs w:val="18"/>
+              </w:rPr>
+            </w:pPr>
+            <w:r>
+              <w:rPr>
+                <w:rFonts w:eastAsia="Century"/>
                 <w:sz w:val="18"/>
                 <w:szCs w:val="18"/>
               </w:rPr>
@@ -1260,7 +1236,7 @@
             </w:r>
             <w:r>
               <w:rPr>
-                <w:rFonts w:eastAsia="Century" w:ascii="Century" w:hAnsi="Century"/>
+                <w:rFonts w:eastAsia="Century"/>
                 <w:color w:val="131314"/>
                 <w:sz w:val="18"/>
                 <w:szCs w:val="18"/>
@@ -1270,7 +1246,7 @@
             </w:r>
             <w:r>
               <w:rPr>
-                <w:rFonts w:eastAsia="Century" w:ascii="Century" w:hAnsi="Century"/>
+                <w:rFonts w:eastAsia="Century"/>
                 <w:color w:val="131314"/>
                 <w:sz w:val="18"/>
                 <w:szCs w:val="18"/>
@@ -1281,7 +1257,7 @@
             </w:r>
             <w:r>
               <w:rPr>
-                <w:rFonts w:eastAsia="Century" w:cs="Arial" w:ascii="Century" w:hAnsi="Century"/>
+                <w:rFonts w:eastAsia="Century" w:cs="Arial"/>
                 <w:sz w:val="18"/>
                 <w:szCs w:val="18"/>
                 <w:shd w:fill="FFFFFF" w:val="clear"/>
@@ -1319,7 +1295,7 @@
             </w:pPr>
             <w:r>
               <w:rPr>
-                <w:rFonts w:eastAsia="Century" w:ascii="Century" w:hAnsi="Century"/>
+                <w:rFonts w:eastAsia="Century"/>
                 <w:sz w:val="18"/>
                 <w:szCs w:val="18"/>
               </w:rPr>
@@ -1327,7 +1303,7 @@
             </w:r>
             <w:r>
               <w:rPr>
-                <w:rFonts w:eastAsia="Century" w:cs="Arial" w:ascii="Century" w:hAnsi="Century"/>
+                <w:rFonts w:eastAsia="Century" w:cs="Arial"/>
                 <w:sz w:val="18"/>
                 <w:szCs w:val="18"/>
                 <w:shd w:fill="FFFFFF" w:val="clear"/>
@@ -1349,7 +1325,7 @@
             </w:pPr>
             <w:r>
               <w:rPr>
-                <w:rFonts w:eastAsia="Century" w:ascii="Century" w:hAnsi="Century"/>
+                <w:rFonts w:eastAsia="Century"/>
                 <w:spacing w:val="0"/>
                 <w:sz w:val="18"/>
                 <w:szCs w:val="18"/>
@@ -1409,7 +1385,7 @@
             </w:pPr>
             <w:r>
               <w:rPr>
-                <w:rFonts w:eastAsia="Century" w:ascii="Century" w:hAnsi="Century"/>
+                <w:rFonts w:eastAsia="Century"/>
                 <w:spacing w:val="0"/>
                 <w:sz w:val="18"/>
                 <w:szCs w:val="18"/>
@@ -1420,7 +1396,7 @@
         </w:tc>
         <w:tc>
           <w:tcPr>
-            <w:tcW w:w="2056" w:type="dxa"/>
+            <w:tcW w:w="2054" w:type="dxa"/>
             <w:tcBorders>
               <w:bottom w:val="single" w:sz="6" w:space="0" w:color="000000"/>
               <w:end w:val="single" w:sz="6" w:space="0" w:color="000000"/>
@@ -1443,7 +1419,7 @@
             </w:pPr>
             <w:r>
               <w:rPr>
-                <w:rFonts w:eastAsia="Century" w:ascii="Century" w:hAnsi="Century"/>
+                <w:rFonts w:eastAsia="Century"/>
                 <w:kern w:val="0"/>
                 <w:sz w:val="18"/>
                 <w:szCs w:val="18"/>
@@ -1465,7 +1441,7 @@
             </w:pPr>
             <w:r>
               <w:rPr>
-                <w:rFonts w:eastAsia="Century" w:ascii="Century" w:hAnsi="Century"/>
+                <w:rFonts w:eastAsia="Century"/>
                 <w:spacing w:val="0"/>
                 <w:sz w:val="18"/>
                 <w:szCs w:val="18"/>
@@ -1475,7 +1451,7 @@
         </w:tc>
         <w:tc>
           <w:tcPr>
-            <w:tcW w:w="3473" w:type="dxa"/>
+            <w:tcW w:w="3475" w:type="dxa"/>
             <w:tcBorders>
               <w:bottom w:val="single" w:sz="6" w:space="0" w:color="000000"/>
               <w:end w:val="single" w:sz="6" w:space="0" w:color="000000"/>
@@ -1512,7 +1488,7 @@
             </w:pPr>
             <w:r>
               <w:rPr>
-                <w:rFonts w:eastAsia="Century" w:ascii="Century" w:hAnsi="Century"/>
+                <w:rFonts w:eastAsia="Century"/>
                 <w:sz w:val="18"/>
                 <w:szCs w:val="18"/>
                 <w:lang w:val="es-MX"/>
@@ -1521,7 +1497,7 @@
             </w:r>
             <w:r>
               <w:rPr>
-                <w:rFonts w:eastAsia="Century" w:ascii="Century" w:hAnsi="Century"/>
+                <w:rFonts w:eastAsia="Century"/>
                 <w:sz w:val="18"/>
                 <w:szCs w:val="18"/>
                 <w:shd w:fill="FFFFFF" w:val="clear"/>
@@ -1531,7 +1507,7 @@
             </w:r>
             <w:r>
               <w:rPr>
-                <w:rFonts w:eastAsia="Century" w:ascii="Century" w:hAnsi="Century"/>
+                <w:rFonts w:eastAsia="Century"/>
                 <w:bCs/>
                 <w:sz w:val="18"/>
                 <w:szCs w:val="18"/>
@@ -1571,7 +1547,7 @@
             </w:pPr>
             <w:r>
               <w:rPr>
-                <w:rFonts w:eastAsia="Century" w:ascii="Century" w:hAnsi="Century"/>
+                <w:rFonts w:eastAsia="Century"/>
                 <w:sz w:val="18"/>
                 <w:szCs w:val="18"/>
               </w:rPr>
@@ -1579,7 +1555,7 @@
             </w:r>
             <w:r>
               <w:rPr>
-                <w:rFonts w:eastAsia="Century" w:cs="Arial" w:ascii="Century" w:hAnsi="Century"/>
+                <w:rFonts w:eastAsia="Century" w:cs="Arial"/>
                 <w:sz w:val="18"/>
                 <w:szCs w:val="18"/>
                 <w:shd w:fill="FFFFFF" w:val="clear"/>
@@ -1640,7 +1616,7 @@
             </w:pPr>
             <w:r>
               <w:rPr>
-                <w:rFonts w:eastAsia="Century" w:ascii="Century" w:hAnsi="Century"/>
+                <w:rFonts w:eastAsia="Century"/>
                 <w:spacing w:val="0"/>
                 <w:sz w:val="18"/>
                 <w:szCs w:val="18"/>
@@ -1651,7 +1627,7 @@
         </w:tc>
         <w:tc>
           <w:tcPr>
-            <w:tcW w:w="2056" w:type="dxa"/>
+            <w:tcW w:w="2054" w:type="dxa"/>
             <w:tcBorders>
               <w:bottom w:val="single" w:sz="6" w:space="0" w:color="000000"/>
               <w:end w:val="single" w:sz="6" w:space="0" w:color="000000"/>
@@ -1673,7 +1649,7 @@
             </w:pPr>
             <w:r>
               <w:rPr>
-                <w:rFonts w:eastAsia="Century" w:cs="NimbusRomNo9L-Regu" w:ascii="Century" w:hAnsi="Century"/>
+                <w:rFonts w:eastAsia="Century" w:cs="NimbusRomNo9L-Regu"/>
                 <w:kern w:val="0"/>
                 <w:sz w:val="18"/>
                 <w:szCs w:val="18"/>
@@ -1696,7 +1672,7 @@
             </w:pPr>
             <w:r>
               <w:rPr>
-                <w:rFonts w:eastAsia="Century" w:cs="NimbusRomNo9L-Regu" w:ascii="Century" w:hAnsi="Century"/>
+                <w:rFonts w:eastAsia="Century" w:cs="NimbusRomNo9L-Regu"/>
                 <w:sz w:val="18"/>
                 <w:szCs w:val="18"/>
               </w:rPr>
@@ -1704,7 +1680,7 @@
             </w:r>
             <w:r>
               <w:rPr>
-                <w:rFonts w:eastAsia="Century" w:ascii="Century" w:hAnsi="Century"/>
+                <w:rFonts w:eastAsia="Century"/>
                 <w:sz w:val="18"/>
                 <w:szCs w:val="18"/>
               </w:rPr>
@@ -1714,7 +1690,7 @@
         </w:tc>
         <w:tc>
           <w:tcPr>
-            <w:tcW w:w="3473" w:type="dxa"/>
+            <w:tcW w:w="3475" w:type="dxa"/>
             <w:tcBorders>
               <w:bottom w:val="single" w:sz="6" w:space="0" w:color="000000"/>
               <w:end w:val="single" w:sz="6" w:space="0" w:color="000000"/>
@@ -1734,7 +1710,7 @@
             </w:pPr>
             <w:r>
               <w:rPr>
-                <w:rFonts w:eastAsia="Century" w:ascii="Century" w:hAnsi="Century"/>
+                <w:rFonts w:eastAsia="Century"/>
                 <w:sz w:val="18"/>
                 <w:szCs w:val="18"/>
               </w:rPr>
@@ -1742,7 +1718,7 @@
             </w:r>
             <w:r>
               <w:rPr>
-                <w:rFonts w:eastAsia="Century" w:cs="NimbusRomNo9L-Medi" w:ascii="Century" w:hAnsi="Century"/>
+                <w:rFonts w:eastAsia="Century" w:cs="NimbusRomNo9L-Medi"/>
                 <w:kern w:val="0"/>
                 <w:sz w:val="18"/>
                 <w:szCs w:val="18"/>
@@ -1751,7 +1727,7 @@
             </w:r>
             <w:r>
               <w:rPr>
-                <w:rFonts w:eastAsia="Century" w:cs="NimbusRomNo9L-Medi" w:ascii="Century" w:hAnsi="Century"/>
+                <w:rFonts w:eastAsia="Century" w:cs="NimbusRomNo9L-Medi"/>
                 <w:kern w:val="0"/>
                 <w:sz w:val="18"/>
                 <w:szCs w:val="18"/>
@@ -1761,7 +1737,7 @@
             </w:r>
             <w:r>
               <w:rPr>
-                <w:rFonts w:eastAsia="Century" w:cs="NimbusRomNo9L-Regu" w:ascii="Century" w:hAnsi="Century"/>
+                <w:rFonts w:eastAsia="Century" w:cs="NimbusRomNo9L-Regu"/>
                 <w:kern w:val="0"/>
                 <w:sz w:val="18"/>
                 <w:szCs w:val="18"/>
@@ -1784,7 +1760,7 @@
             </w:pPr>
             <w:r>
               <w:rPr>
-                <w:rFonts w:eastAsia="Century" w:cs="NimbusRomNo9L-Regu" w:ascii="Century" w:hAnsi="Century"/>
+                <w:rFonts w:eastAsia="Century" w:cs="NimbusRomNo9L-Regu"/>
                 <w:sz w:val="18"/>
                 <w:szCs w:val="18"/>
                 <w:lang w:val="es-MX"/>
@@ -1793,7 +1769,7 @@
             </w:r>
             <w:r>
               <w:rPr>
-                <w:rFonts w:eastAsia="Century" w:ascii="Century" w:hAnsi="Century"/>
+                <w:rFonts w:eastAsia="Century"/>
                 <w:sz w:val="18"/>
                 <w:szCs w:val="18"/>
               </w:rPr>
@@ -1829,7 +1805,7 @@
             </w:pPr>
             <w:r>
               <w:rPr>
-                <w:rFonts w:eastAsia="Century" w:ascii="Century" w:hAnsi="Century"/>
+                <w:rFonts w:eastAsia="Century"/>
                 <w:sz w:val="18"/>
                 <w:szCs w:val="18"/>
               </w:rPr>
@@ -1889,7 +1865,7 @@
             </w:pPr>
             <w:r>
               <w:rPr>
-                <w:rFonts w:eastAsia="Century" w:ascii="Century" w:hAnsi="Century"/>
+                <w:rFonts w:eastAsia="Century"/>
                 <w:spacing w:val="0"/>
                 <w:sz w:val="18"/>
                 <w:szCs w:val="18"/>
@@ -1900,7 +1876,7 @@
         </w:tc>
         <w:tc>
           <w:tcPr>
-            <w:tcW w:w="2056" w:type="dxa"/>
+            <w:tcW w:w="2054" w:type="dxa"/>
             <w:tcBorders>
               <w:bottom w:val="single" w:sz="6" w:space="0" w:color="000000"/>
               <w:end w:val="single" w:sz="6" w:space="0" w:color="000000"/>
@@ -1922,7 +1898,7 @@
             </w:pPr>
             <w:r>
               <w:rPr>
-                <w:rFonts w:eastAsia="Century" w:cs="NimbusRomNo9L-Regu" w:ascii="Century" w:hAnsi="Century"/>
+                <w:rFonts w:eastAsia="Century" w:cs="NimbusRomNo9L-Regu"/>
                 <w:kern w:val="0"/>
                 <w:sz w:val="18"/>
                 <w:szCs w:val="18"/>
@@ -1943,7 +1919,7 @@
             </w:pPr>
             <w:r>
               <w:rPr>
-                <w:rFonts w:eastAsia="Century" w:cs="NimbusRomNo9L-Regu" w:ascii="Century" w:hAnsi="Century"/>
+                <w:rFonts w:eastAsia="Century" w:cs="NimbusRomNo9L-Regu"/>
                 <w:sz w:val="18"/>
                 <w:szCs w:val="18"/>
               </w:rPr>
@@ -1953,7 +1929,7 @@
         </w:tc>
         <w:tc>
           <w:tcPr>
-            <w:tcW w:w="3473" w:type="dxa"/>
+            <w:tcW w:w="3475" w:type="dxa"/>
             <w:tcBorders>
               <w:bottom w:val="single" w:sz="6" w:space="0" w:color="000000"/>
               <w:end w:val="single" w:sz="6" w:space="0" w:color="000000"/>
@@ -1993,7 +1969,7 @@
             </w:pPr>
             <w:r>
               <w:rPr>
-                <w:rFonts w:eastAsia="Century" w:ascii="Century" w:hAnsi="Century"/>
+                <w:rFonts w:eastAsia="Century"/>
                 <w:sz w:val="18"/>
                 <w:szCs w:val="18"/>
                 <w:lang w:val="es-MX"/>
@@ -2002,7 +1978,7 @@
             </w:r>
             <w:r>
               <w:rPr>
-                <w:rFonts w:eastAsia="Century" w:cs="NimbusRomNo9L-Medi" w:ascii="Century" w:hAnsi="Century"/>
+                <w:rFonts w:eastAsia="Century" w:cs="NimbusRomNo9L-Medi"/>
                 <w:kern w:val="0"/>
                 <w:sz w:val="18"/>
                 <w:szCs w:val="18"/>
@@ -2012,7 +1988,7 @@
             </w:r>
             <w:r>
               <w:rPr>
-                <w:rFonts w:eastAsia="Century" w:cs="NimbusRomNo9L-Regu" w:ascii="Century" w:hAnsi="Century"/>
+                <w:rFonts w:eastAsia="Century" w:cs="NimbusRomNo9L-Regu"/>
                 <w:kern w:val="0"/>
                 <w:sz w:val="18"/>
                 <w:szCs w:val="18"/>
@@ -2032,7 +2008,7 @@
             </w:pPr>
             <w:r>
               <w:rPr>
-                <w:rFonts w:eastAsia="Century" w:cs="NimbusRomNo9L-Regu" w:ascii="Century" w:hAnsi="Century"/>
+                <w:rFonts w:eastAsia="Century" w:cs="NimbusRomNo9L-Regu"/>
                 <w:sz w:val="18"/>
                 <w:szCs w:val="18"/>
                 <w:lang w:val="es-MX"/>
@@ -2041,7 +2017,7 @@
             </w:r>
             <w:r>
               <w:rPr>
-                <w:rFonts w:eastAsia="Century" w:ascii="Century" w:hAnsi="Century"/>
+                <w:rFonts w:eastAsia="Century"/>
                 <w:sz w:val="18"/>
                 <w:szCs w:val="18"/>
               </w:rPr>
@@ -2077,7 +2053,7 @@
             </w:pPr>
             <w:r>
               <w:rPr>
-                <w:rFonts w:eastAsia="Century" w:ascii="Century" w:hAnsi="Century"/>
+                <w:rFonts w:eastAsia="Century"/>
                 <w:sz w:val="18"/>
                 <w:szCs w:val="18"/>
               </w:rPr>
@@ -2085,7 +2061,7 @@
             </w:r>
             <w:r>
               <w:rPr>
-                <w:rFonts w:eastAsia="Century" w:cs="Arial" w:ascii="Century" w:hAnsi="Century"/>
+                <w:rFonts w:eastAsia="Century" w:cs="Arial"/>
                 <w:color w:val="131314"/>
                 <w:sz w:val="18"/>
                 <w:szCs w:val="18"/>
@@ -2123,7 +2099,7 @@
             </w:pPr>
             <w:r>
               <w:rPr>
-                <w:rFonts w:eastAsia="Century" w:ascii="Century" w:hAnsi="Century"/>
+                <w:rFonts w:eastAsia="Century"/>
                 <w:sz w:val="18"/>
                 <w:szCs w:val="18"/>
               </w:rPr>
@@ -2182,7 +2158,7 @@
             </w:pPr>
             <w:r>
               <w:rPr>
-                <w:rFonts w:eastAsia="Century" w:ascii="Century" w:hAnsi="Century"/>
+                <w:rFonts w:eastAsia="Century"/>
                 <w:spacing w:val="0"/>
                 <w:sz w:val="18"/>
                 <w:szCs w:val="18"/>
@@ -2193,7 +2169,7 @@
         </w:tc>
         <w:tc>
           <w:tcPr>
-            <w:tcW w:w="2056" w:type="dxa"/>
+            <w:tcW w:w="2054" w:type="dxa"/>
             <w:tcBorders>
               <w:bottom w:val="single" w:sz="6" w:space="0" w:color="000000"/>
               <w:end w:val="single" w:sz="6" w:space="0" w:color="000000"/>
@@ -2216,7 +2192,7 @@
             </w:pPr>
             <w:r>
               <w:rPr>
-                <w:rFonts w:eastAsia="Century" w:ascii="Century" w:hAnsi="Century"/>
+                <w:rFonts w:eastAsia="Century"/>
                 <w:color w:val="39393A"/>
                 <w:kern w:val="0"/>
                 <w:sz w:val="18"/>
@@ -2240,7 +2216,7 @@
             </w:pPr>
             <w:r>
               <w:rPr>
-                <w:rFonts w:eastAsia="Century" w:cs="MS Mincho" w:ascii="Century" w:hAnsi="Century"/>
+                <w:rFonts w:eastAsia="Century" w:cs="MS Mincho"/>
                 <w:kern w:val="0"/>
                 <w:sz w:val="18"/>
                 <w:szCs w:val="18"/>
@@ -2250,24 +2226,24 @@
         </w:tc>
         <w:tc>
           <w:tcPr>
-            <w:tcW w:w="3473" w:type="dxa"/>
-            <w:tcBorders>
-              <w:bottom w:val="single" w:sz="6" w:space="0" w:color="000000"/>
-              <w:end w:val="single" w:sz="6" w:space="0" w:color="000000"/>
-            </w:tcBorders>
-          </w:tcPr>
-          <w:p>
-            <w:pPr>
-              <w:pStyle w:val="Normal"/>
-              <w:rPr>
-                <w:rFonts w:ascii="Century" w:hAnsi="Century" w:eastAsia="Century"/>
-                <w:sz w:val="18"/>
-                <w:szCs w:val="18"/>
-              </w:rPr>
-            </w:pPr>
-            <w:r>
-              <w:rPr>
-                <w:rFonts w:eastAsia="Century" w:ascii="Century" w:hAnsi="Century"/>
+            <w:tcW w:w="3475" w:type="dxa"/>
+            <w:tcBorders>
+              <w:bottom w:val="single" w:sz="6" w:space="0" w:color="000000"/>
+              <w:end w:val="single" w:sz="6" w:space="0" w:color="000000"/>
+            </w:tcBorders>
+          </w:tcPr>
+          <w:p>
+            <w:pPr>
+              <w:pStyle w:val="Normal"/>
+              <w:rPr>
+                <w:rFonts w:ascii="Century" w:hAnsi="Century" w:eastAsia="Century"/>
+                <w:sz w:val="18"/>
+                <w:szCs w:val="18"/>
+              </w:rPr>
+            </w:pPr>
+            <w:r>
+              <w:rPr>
+                <w:rFonts w:eastAsia="Century"/>
                 <w:sz w:val="18"/>
                 <w:szCs w:val="18"/>
               </w:rPr>
@@ -2283,7 +2259,7 @@
             </w:r>
             <w:r>
               <w:rPr>
-                <w:rFonts w:eastAsia="Century" w:cs="Cambria Math" w:ascii="Century" w:hAnsi="Century"/>
+                <w:rFonts w:eastAsia="Century" w:cs="Cambria Math"/>
                 <w:sz w:val="18"/>
                 <w:szCs w:val="18"/>
               </w:rPr>
@@ -2319,7 +2295,7 @@
             </w:pPr>
             <w:r>
               <w:rPr>
-                <w:rFonts w:eastAsia="Century" w:ascii="Century" w:hAnsi="Century"/>
+                <w:rFonts w:eastAsia="Century"/>
                 <w:bCs/>
                 <w:color w:val="000000"/>
                 <w:sz w:val="18"/>
@@ -2329,7 +2305,7 @@
             </w:r>
             <w:r>
               <w:rPr>
-                <w:rFonts w:eastAsia="Century" w:cs="Arial" w:ascii="Century" w:hAnsi="Century"/>
+                <w:rFonts w:eastAsia="Century" w:cs="Arial"/>
                 <w:sz w:val="18"/>
                 <w:szCs w:val="18"/>
                 <w:shd w:fill="FFFFFF" w:val="clear"/>
@@ -2390,7 +2366,7 @@
             </w:pPr>
             <w:r>
               <w:rPr>
-                <w:rFonts w:eastAsia="Century" w:ascii="Century" w:hAnsi="Century"/>
+                <w:rFonts w:eastAsia="Century"/>
                 <w:spacing w:val="0"/>
                 <w:sz w:val="18"/>
                 <w:szCs w:val="18"/>
@@ -2401,7 +2377,7 @@
         </w:tc>
         <w:tc>
           <w:tcPr>
-            <w:tcW w:w="2056" w:type="dxa"/>
+            <w:tcW w:w="2054" w:type="dxa"/>
             <w:tcBorders>
               <w:bottom w:val="single" w:sz="6" w:space="0" w:color="000000"/>
               <w:end w:val="single" w:sz="6" w:space="0" w:color="000000"/>
@@ -2421,7 +2397,7 @@
             </w:pPr>
             <w:r>
               <w:rPr>
-                <w:rFonts w:eastAsia="Century" w:cs="Arial" w:ascii="Century" w:hAnsi="Century"/>
+                <w:rFonts w:eastAsia="Century" w:cs="Arial"/>
                 <w:sz w:val="18"/>
                 <w:szCs w:val="18"/>
                 <w:shd w:fill="FFFFFF" w:val="clear"/>
@@ -2432,7 +2408,7 @@
         </w:tc>
         <w:tc>
           <w:tcPr>
-            <w:tcW w:w="3473" w:type="dxa"/>
+            <w:tcW w:w="3475" w:type="dxa"/>
             <w:tcBorders>
               <w:bottom w:val="single" w:sz="6" w:space="0" w:color="000000"/>
               <w:end w:val="single" w:sz="6" w:space="0" w:color="000000"/>
@@ -2470,7 +2446,7 @@
             </w:pPr>
             <w:r>
               <w:rPr>
-                <w:rFonts w:eastAsia="Century" w:ascii="Century" w:hAnsi="Century"/>
+                <w:rFonts w:eastAsia="Century"/>
                 <w:spacing w:val="0"/>
                 <w:sz w:val="18"/>
                 <w:szCs w:val="18"/>
@@ -2479,7 +2455,7 @@
             </w:r>
             <w:r>
               <w:rPr>
-                <w:rFonts w:eastAsia="Century" w:cs="Arial" w:ascii="Century" w:hAnsi="Century"/>
+                <w:rFonts w:eastAsia="Century" w:cs="Arial"/>
                 <w:sz w:val="18"/>
                 <w:szCs w:val="18"/>
               </w:rPr>
@@ -2487,7 +2463,7 @@
             </w:r>
             <w:r>
               <w:rPr>
-                <w:rFonts w:eastAsia="Century" w:cs="Courier New" w:ascii="Century" w:hAnsi="Century"/>
+                <w:rFonts w:eastAsia="Century" w:cs="Courier New"/>
                 <w:sz w:val="18"/>
                 <w:szCs w:val="18"/>
               </w:rPr>
@@ -2495,7 +2471,7 @@
             </w:r>
             <w:r>
               <w:rPr>
-                <w:rFonts w:eastAsia="Century" w:cs="Arial" w:ascii="Century" w:hAnsi="Century"/>
+                <w:rFonts w:eastAsia="Century" w:cs="Arial"/>
                 <w:sz w:val="18"/>
                 <w:szCs w:val="18"/>
               </w:rPr>
@@ -2503,7 +2479,7 @@
             </w:r>
             <w:r>
               <w:rPr>
-                <w:rFonts w:eastAsia="Century" w:cs="Courier New" w:ascii="Century" w:hAnsi="Century"/>
+                <w:rFonts w:eastAsia="Century" w:cs="Courier New"/>
                 <w:sz w:val="18"/>
                 <w:szCs w:val="18"/>
               </w:rPr>
@@ -2511,7 +2487,7 @@
             </w:r>
             <w:r>
               <w:rPr>
-                <w:rFonts w:eastAsia="Century" w:cs="Arial" w:ascii="Century" w:hAnsi="Century"/>
+                <w:rFonts w:eastAsia="Century" w:cs="Arial"/>
                 <w:sz w:val="18"/>
                 <w:szCs w:val="18"/>
               </w:rPr>
@@ -2519,7 +2495,7 @@
             </w:r>
             <w:r>
               <w:rPr>
-                <w:rFonts w:eastAsia="Century" w:ascii="Century" w:hAnsi="Century"/>
+                <w:rFonts w:eastAsia="Century"/>
                 <w:sz w:val="18"/>
                 <w:szCs w:val="18"/>
               </w:rPr>
@@ -2555,7 +2531,7 @@
             </w:pPr>
             <w:r>
               <w:rPr>
-                <w:rFonts w:eastAsia="Century" w:ascii="Century" w:hAnsi="Century"/>
+                <w:rFonts w:eastAsia="Century"/>
                 <w:bCs/>
                 <w:color w:val="000000"/>
                 <w:sz w:val="18"/>
@@ -2617,7 +2593,7 @@
             </w:pPr>
             <w:r>
               <w:rPr>
-                <w:rFonts w:eastAsia="Century" w:ascii="Century" w:hAnsi="Century"/>
+                <w:rFonts w:eastAsia="Century"/>
                 <w:spacing w:val="0"/>
                 <w:sz w:val="18"/>
                 <w:szCs w:val="18"/>
@@ -2628,7 +2604,7 @@
         </w:tc>
         <w:tc>
           <w:tcPr>
-            <w:tcW w:w="2056" w:type="dxa"/>
+            <w:tcW w:w="2054" w:type="dxa"/>
             <w:tcBorders>
               <w:bottom w:val="single" w:sz="6" w:space="0" w:color="000000"/>
               <w:end w:val="single" w:sz="6" w:space="0" w:color="000000"/>
@@ -2648,7 +2624,7 @@
             </w:pPr>
             <w:r>
               <w:rPr>
-                <w:rFonts w:eastAsia="Century" w:cs="Arial" w:ascii="Century" w:hAnsi="Century"/>
+                <w:rFonts w:eastAsia="Century" w:cs="Arial"/>
                 <w:sz w:val="18"/>
                 <w:szCs w:val="18"/>
                 <w:shd w:fill="FFFFFF" w:val="clear"/>
@@ -2659,7 +2635,7 @@
         </w:tc>
         <w:tc>
           <w:tcPr>
-            <w:tcW w:w="3473" w:type="dxa"/>
+            <w:tcW w:w="3475" w:type="dxa"/>
             <w:tcBorders>
               <w:bottom w:val="single" w:sz="6" w:space="0" w:color="000000"/>
               <w:end w:val="single" w:sz="6" w:space="0" w:color="000000"/>
@@ -2697,7 +2673,7 @@
             </w:pPr>
             <w:r>
               <w:rPr>
-                <w:rFonts w:eastAsia="Century" w:ascii="Century" w:hAnsi="Century"/>
+                <w:rFonts w:eastAsia="Century"/>
                 <w:color w:val="131314"/>
                 <w:sz w:val="18"/>
                 <w:szCs w:val="18"/>
@@ -2735,7 +2711,7 @@
             </w:pPr>
             <w:r>
               <w:rPr>
-                <w:rFonts w:eastAsia="Century" w:ascii="Century" w:hAnsi="Century"/>
+                <w:rFonts w:eastAsia="Century"/>
                 <w:bCs/>
                 <w:color w:val="000000"/>
                 <w:sz w:val="18"/>
@@ -2797,7 +2773,7 @@
             </w:pPr>
             <w:r>
               <w:rPr>
-                <w:rFonts w:eastAsia="Century" w:ascii="Century" w:hAnsi="Century"/>
+                <w:rFonts w:eastAsia="Century"/>
                 <w:spacing w:val="0"/>
                 <w:sz w:val="18"/>
                 <w:szCs w:val="18"/>
@@ -2808,7 +2784,7 @@
         </w:tc>
         <w:tc>
           <w:tcPr>
-            <w:tcW w:w="2056" w:type="dxa"/>
+            <w:tcW w:w="2054" w:type="dxa"/>
             <w:tcBorders>
               <w:bottom w:val="single" w:sz="6" w:space="0" w:color="000000"/>
               <w:end w:val="single" w:sz="6" w:space="0" w:color="000000"/>
@@ -2828,7 +2804,7 @@
             </w:pPr>
             <w:r>
               <w:rPr>
-                <w:rFonts w:eastAsia="Century" w:cs="Arial" w:ascii="Century" w:hAnsi="Century"/>
+                <w:rFonts w:eastAsia="Century" w:cs="Arial"/>
                 <w:sz w:val="18"/>
                 <w:szCs w:val="18"/>
                 <w:shd w:fill="FFFFFF" w:val="clear"/>
@@ -2839,7 +2815,7 @@
         </w:tc>
         <w:tc>
           <w:tcPr>
-            <w:tcW w:w="3473" w:type="dxa"/>
+            <w:tcW w:w="3475" w:type="dxa"/>
             <w:tcBorders>
               <w:bottom w:val="single" w:sz="6" w:space="0" w:color="000000"/>
               <w:end w:val="single" w:sz="6" w:space="0" w:color="000000"/>
@@ -2857,7 +2833,7 @@
             </w:pPr>
             <w:r>
               <w:rPr>
-                <w:rFonts w:eastAsia="Century" w:ascii="Century" w:hAnsi="Century"/>
+                <w:rFonts w:eastAsia="Century"/>
                 <w:sz w:val="18"/>
                 <w:szCs w:val="18"/>
               </w:rPr>
@@ -2865,7 +2841,7 @@
             </w:r>
             <w:r>
               <w:rPr>
-                <w:rFonts w:eastAsia="Century" w:ascii="Century" w:hAnsi="Century"/>
+                <w:rFonts w:eastAsia="Century"/>
                 <w:color w:val="131314"/>
                 <w:sz w:val="18"/>
                 <w:szCs w:val="18"/>
@@ -2903,7 +2879,7 @@
             </w:pPr>
             <w:r>
               <w:rPr>
-                <w:rFonts w:eastAsia="Century" w:ascii="Century" w:hAnsi="Century"/>
+                <w:rFonts w:eastAsia="Century"/>
                 <w:bCs/>
                 <w:color w:val="000000"/>
                 <w:sz w:val="18"/>
@@ -2965,7 +2941,7 @@
             </w:pPr>
             <w:r>
               <w:rPr>
-                <w:rFonts w:eastAsia="Century" w:ascii="Century" w:hAnsi="Century"/>
+                <w:rFonts w:eastAsia="Century"/>
                 <w:spacing w:val="0"/>
                 <w:sz w:val="18"/>
                 <w:szCs w:val="18"/>
@@ -2976,7 +2952,7 @@
         </w:tc>
         <w:tc>
           <w:tcPr>
-            <w:tcW w:w="2056" w:type="dxa"/>
+            <w:tcW w:w="2054" w:type="dxa"/>
             <w:tcBorders>
               <w:bottom w:val="single" w:sz="6" w:space="0" w:color="000000"/>
               <w:end w:val="single" w:sz="6" w:space="0" w:color="000000"/>
@@ -2988,7 +2964,7 @@
               <w:pStyle w:val="Normal"/>
               <w:widowControl/>
               <w:shd w:val="clear" w:color="auto" w:fill="FFFFFF"/>
-              <w:spacing w:lineRule="auto" w:line="240" w:beforeAutospacing="1" w:afterAutospacing="1"/>
+              <w:spacing w:lineRule="auto" w:line="240" w:beforeAutospacing="1" w:after="0"/>
               <w:jc w:val="start"/>
               <w:textAlignment w:val="auto"/>
               <w:rPr>
@@ -2999,7 +2975,7 @@
             </w:pPr>
             <w:r>
               <w:rPr>
-                <w:rFonts w:eastAsia="Century" w:cs="Arial" w:ascii="Century" w:hAnsi="Century"/>
+                <w:rFonts w:eastAsia="Century" w:cs="Arial"/>
                 <w:sz w:val="18"/>
                 <w:szCs w:val="18"/>
                 <w:shd w:fill="FFFFFF" w:val="clear"/>
@@ -3010,7 +2986,7 @@
         </w:tc>
         <w:tc>
           <w:tcPr>
-            <w:tcW w:w="3473" w:type="dxa"/>
+            <w:tcW w:w="3475" w:type="dxa"/>
             <w:tcBorders>
               <w:bottom w:val="single" w:sz="6" w:space="0" w:color="000000"/>
               <w:end w:val="single" w:sz="6" w:space="0" w:color="000000"/>
@@ -3028,7 +3004,7 @@
             </w:pPr>
             <w:r>
               <w:rPr>
-                <w:rFonts w:eastAsia="Century" w:ascii="Century" w:hAnsi="Century"/>
+                <w:rFonts w:eastAsia="Century"/>
                 <w:sz w:val="18"/>
                 <w:szCs w:val="18"/>
               </w:rPr>
@@ -3036,7 +3012,7 @@
             </w:r>
             <w:r>
               <w:rPr>
-                <w:rFonts w:eastAsia="Century" w:ascii="Century" w:hAnsi="Century"/>
+                <w:rFonts w:eastAsia="Century"/>
                 <w:color w:val="131314"/>
                 <w:sz w:val="18"/>
                 <w:szCs w:val="18"/>
@@ -3074,7 +3050,7 @@
             </w:pPr>
             <w:r>
               <w:rPr>
-                <w:rFonts w:eastAsia="Century" w:ascii="Century" w:hAnsi="Century"/>
+                <w:rFonts w:eastAsia="Century"/>
                 <w:bCs/>
                 <w:color w:val="000000"/>
                 <w:sz w:val="18"/>
@@ -3084,7 +3060,7 @@
             </w:r>
             <w:r>
               <w:rPr>
-                <w:rFonts w:eastAsia="Century" w:cs="Arial" w:ascii="Century" w:hAnsi="Century"/>
+                <w:rFonts w:eastAsia="Century" w:cs="Arial"/>
                 <w:sz w:val="18"/>
                 <w:szCs w:val="18"/>
                 <w:shd w:fill="FFFFFF" w:val="clear"/>
@@ -3145,7 +3121,7 @@
             </w:pPr>
             <w:r>
               <w:rPr>
-                <w:rFonts w:eastAsia="Century" w:ascii="Century" w:hAnsi="Century"/>
+                <w:rFonts w:eastAsia="Century"/>
                 <w:spacing w:val="0"/>
                 <w:sz w:val="18"/>
                 <w:szCs w:val="18"/>
@@ -3156,7 +3132,7 @@
         </w:tc>
         <w:tc>
           <w:tcPr>
-            <w:tcW w:w="2056" w:type="dxa"/>
+            <w:tcW w:w="2054" w:type="dxa"/>
             <w:tcBorders>
               <w:bottom w:val="single" w:sz="6" w:space="0" w:color="000000"/>
               <w:end w:val="single" w:sz="6" w:space="0" w:color="000000"/>
@@ -3168,7 +3144,7 @@
               <w:pStyle w:val="Normal"/>
               <w:widowControl/>
               <w:shd w:val="clear" w:color="auto" w:fill="FFFFFF"/>
-              <w:spacing w:lineRule="auto" w:line="240" w:beforeAutospacing="1" w:afterAutospacing="1"/>
+              <w:spacing w:lineRule="auto" w:line="240" w:beforeAutospacing="1" w:after="0"/>
               <w:jc w:val="start"/>
               <w:textAlignment w:val="auto"/>
               <w:rPr>
@@ -3179,7 +3155,7 @@
             </w:pPr>
             <w:r>
               <w:rPr>
-                <w:rFonts w:eastAsia="Century" w:cs="Arial" w:ascii="Century" w:hAnsi="Century"/>
+                <w:rFonts w:eastAsia="Century" w:cs="Arial"/>
                 <w:sz w:val="18"/>
                 <w:szCs w:val="18"/>
                 <w:shd w:fill="FFFFFF" w:val="clear"/>
@@ -3190,7 +3166,7 @@
         </w:tc>
         <w:tc>
           <w:tcPr>
-            <w:tcW w:w="3473" w:type="dxa"/>
+            <w:tcW w:w="3475" w:type="dxa"/>
             <w:tcBorders>
               <w:bottom w:val="single" w:sz="6" w:space="0" w:color="000000"/>
               <w:end w:val="single" w:sz="6" w:space="0" w:color="000000"/>
@@ -3208,7 +3184,7 @@
             </w:pPr>
             <w:r>
               <w:rPr>
-                <w:rFonts w:eastAsia="Century" w:ascii="Century" w:hAnsi="Century"/>
+                <w:rFonts w:eastAsia="Century"/>
                 <w:sz w:val="18"/>
                 <w:szCs w:val="18"/>
               </w:rPr>
@@ -3216,7 +3192,7 @@
             </w:r>
             <w:r>
               <w:rPr>
-                <w:rFonts w:eastAsia="Century" w:ascii="Century" w:hAnsi="Century"/>
+                <w:rFonts w:eastAsia="Century"/>
                 <w:spacing w:val="0"/>
                 <w:sz w:val="18"/>
                 <w:szCs w:val="18"/>
@@ -3225,7 +3201,7 @@
             </w:r>
             <w:r>
               <w:rPr>
-                <w:rFonts w:eastAsia="Century" w:ascii="Century" w:hAnsi="Century"/>
+                <w:rFonts w:eastAsia="Century"/>
                 <w:sz w:val="18"/>
                 <w:szCs w:val="18"/>
               </w:rPr>
@@ -3257,7 +3233,7 @@
             </w:pPr>
             <w:r>
               <w:rPr>
-                <w:rFonts w:eastAsia="Century" w:ascii="Century" w:hAnsi="Century"/>
+                <w:rFonts w:eastAsia="Century"/>
                 <w:sz w:val="18"/>
                 <w:szCs w:val="18"/>
               </w:rPr>
@@ -3267,7 +3243,7 @@
               <w:r>
                 <w:rPr>
                   <w:rStyle w:val="Hyperlink"/>
-                  <w:rFonts w:eastAsia="Century" w:cs="Arial" w:ascii="Century" w:hAnsi="Century"/>
+                  <w:rFonts w:eastAsia="Century" w:cs="Arial"/>
                   <w:color w:val="auto"/>
                   <w:sz w:val="18"/>
                   <w:szCs w:val="18"/>
@@ -3331,7 +3307,7 @@
             </w:pPr>
             <w:r>
               <w:rPr>
-                <w:rFonts w:eastAsia="Century" w:ascii="Century" w:hAnsi="Century"/>
+                <w:rFonts w:eastAsia="Century"/>
                 <w:spacing w:val="0"/>
                 <w:sz w:val="18"/>
                 <w:szCs w:val="18"/>
@@ -3342,7 +3318,7 @@
         </w:tc>
         <w:tc>
           <w:tcPr>
-            <w:tcW w:w="2056" w:type="dxa"/>
+            <w:tcW w:w="2054" w:type="dxa"/>
             <w:tcBorders>
               <w:bottom w:val="single" w:sz="6" w:space="0" w:color="000000"/>
               <w:end w:val="single" w:sz="6" w:space="0" w:color="000000"/>
@@ -3354,7 +3330,7 @@
               <w:pStyle w:val="Normal"/>
               <w:widowControl/>
               <w:shd w:val="clear" w:color="auto" w:fill="FFFFFF"/>
-              <w:spacing w:lineRule="auto" w:line="240" w:beforeAutospacing="1" w:afterAutospacing="1"/>
+              <w:spacing w:lineRule="auto" w:line="240" w:beforeAutospacing="1" w:after="0"/>
               <w:jc w:val="start"/>
               <w:textAlignment w:val="auto"/>
               <w:rPr>
@@ -3365,7 +3341,7 @@
             </w:pPr>
             <w:r>
               <w:rPr>
-                <w:rFonts w:eastAsia="Century" w:cs="Arial" w:ascii="Century" w:hAnsi="Century"/>
+                <w:rFonts w:eastAsia="Century" w:cs="Arial"/>
                 <w:sz w:val="18"/>
                 <w:szCs w:val="18"/>
                 <w:shd w:fill="FFFFFF" w:val="clear"/>
@@ -3374,7 +3350,7 @@
             </w:r>
             <w:r>
               <w:rPr>
-                <w:rFonts w:eastAsia="Century" w:ascii="Century" w:hAnsi="Century"/>
+                <w:rFonts w:eastAsia="Century"/>
                 <w:sz w:val="18"/>
                 <w:szCs w:val="18"/>
               </w:rPr>
@@ -3384,7 +3360,7 @@
         </w:tc>
         <w:tc>
           <w:tcPr>
-            <w:tcW w:w="3473" w:type="dxa"/>
+            <w:tcW w:w="3475" w:type="dxa"/>
             <w:tcBorders>
               <w:bottom w:val="single" w:sz="6" w:space="0" w:color="000000"/>
               <w:end w:val="single" w:sz="6" w:space="0" w:color="000000"/>
@@ -3402,7 +3378,7 @@
             </w:pPr>
             <w:r>
               <w:rPr>
-                <w:rFonts w:eastAsia="Century" w:ascii="Century" w:hAnsi="Century"/>
+                <w:rFonts w:eastAsia="Century"/>
                 <w:sz w:val="18"/>
                 <w:szCs w:val="18"/>
               </w:rPr>
@@ -3410,7 +3386,7 @@
             </w:r>
             <w:r>
               <w:rPr>
-                <w:rFonts w:eastAsia="Century" w:ascii="Century" w:hAnsi="Century"/>
+                <w:rFonts w:eastAsia="Century"/>
                 <w:spacing w:val="0"/>
                 <w:sz w:val="18"/>
                 <w:szCs w:val="18"/>
@@ -3419,7 +3395,7 @@
             </w:r>
             <w:r>
               <w:rPr>
-                <w:rFonts w:eastAsia="Century" w:cs="Arial" w:ascii="Century" w:hAnsi="Century"/>
+                <w:rFonts w:eastAsia="Century" w:cs="Arial"/>
                 <w:sz w:val="18"/>
                 <w:szCs w:val="18"/>
                 <w:shd w:fill="FFFFFF" w:val="clear"/>
@@ -3428,7 +3404,7 @@
             </w:r>
             <w:r>
               <w:rPr>
-                <w:rFonts w:eastAsia="Century" w:cs="Courier New" w:ascii="Century" w:hAnsi="Century"/>
+                <w:rFonts w:eastAsia="Century" w:cs="Courier New"/>
                 <w:sz w:val="18"/>
                 <w:szCs w:val="18"/>
                 <w:shd w:fill="FFFFFF" w:val="clear"/>
@@ -3437,7 +3413,7 @@
             </w:r>
             <w:r>
               <w:rPr>
-                <w:rFonts w:eastAsia="Century" w:cs="Arial" w:ascii="Century" w:hAnsi="Century"/>
+                <w:rFonts w:eastAsia="Century" w:cs="Arial"/>
                 <w:sz w:val="18"/>
                 <w:szCs w:val="18"/>
                 <w:shd w:fill="FFFFFF" w:val="clear"/>
@@ -3446,7 +3422,7 @@
             </w:r>
             <w:r>
               <w:rPr>
-                <w:rFonts w:eastAsia="Century" w:cs="Courier New" w:ascii="Century" w:hAnsi="Century"/>
+                <w:rFonts w:eastAsia="Century" w:cs="Courier New"/>
                 <w:sz w:val="18"/>
                 <w:szCs w:val="18"/>
                 <w:shd w:fill="FFFFFF" w:val="clear"/>
@@ -3455,7 +3431,7 @@
             </w:r>
             <w:r>
               <w:rPr>
-                <w:rFonts w:eastAsia="Century" w:cs="Arial" w:ascii="Century" w:hAnsi="Century"/>
+                <w:rFonts w:eastAsia="Century" w:cs="Arial"/>
                 <w:sz w:val="18"/>
                 <w:szCs w:val="18"/>
                 <w:shd w:fill="FFFFFF" w:val="clear"/>
@@ -3464,7 +3440,7 @@
             </w:r>
             <w:r>
               <w:rPr>
-                <w:rFonts w:eastAsia="Century" w:cs="Courier New" w:ascii="Century" w:hAnsi="Century"/>
+                <w:rFonts w:eastAsia="Century" w:cs="Courier New"/>
                 <w:sz w:val="18"/>
                 <w:szCs w:val="18"/>
                 <w:shd w:fill="FFFFFF" w:val="clear"/>
@@ -3473,7 +3449,7 @@
             </w:r>
             <w:r>
               <w:rPr>
-                <w:rFonts w:eastAsia="Century" w:cs="Arial" w:ascii="Century" w:hAnsi="Century"/>
+                <w:rFonts w:eastAsia="Century" w:cs="Arial"/>
                 <w:sz w:val="18"/>
                 <w:szCs w:val="18"/>
                 <w:shd w:fill="FFFFFF" w:val="clear"/>
@@ -3482,7 +3458,7 @@
             </w:r>
             <w:r>
               <w:rPr>
-                <w:rFonts w:eastAsia="Century" w:ascii="Century" w:hAnsi="Century"/>
+                <w:rFonts w:eastAsia="Century"/>
                 <w:spacing w:val="0"/>
                 <w:sz w:val="18"/>
                 <w:szCs w:val="18"/>
@@ -3519,7 +3495,7 @@
             </w:pPr>
             <w:r>
               <w:rPr>
-                <w:rFonts w:eastAsia="Century" w:ascii="Century" w:hAnsi="Century"/>
+                <w:rFonts w:eastAsia="Century"/>
                 <w:sz w:val="18"/>
                 <w:szCs w:val="18"/>
               </w:rPr>
@@ -3527,7 +3503,7 @@
             </w:r>
             <w:r>
               <w:rPr>
-                <w:rFonts w:eastAsia="Century" w:cs="Arial" w:ascii="Century" w:hAnsi="Century"/>
+                <w:rFonts w:eastAsia="Century" w:cs="Arial"/>
                 <w:sz w:val="18"/>
                 <w:szCs w:val="18"/>
                 <w:shd w:fill="FFFFFF" w:val="clear"/>
@@ -3588,7 +3564,7 @@
             </w:pPr>
             <w:r>
               <w:rPr>
-                <w:rFonts w:eastAsia="Century" w:ascii="Century" w:hAnsi="Century"/>
+                <w:rFonts w:eastAsia="Century"/>
                 <w:spacing w:val="0"/>
                 <w:sz w:val="18"/>
                 <w:szCs w:val="18"/>
@@ -3599,7 +3575,7 @@
         </w:tc>
         <w:tc>
           <w:tcPr>
-            <w:tcW w:w="2056" w:type="dxa"/>
+            <w:tcW w:w="2054" w:type="dxa"/>
             <w:tcBorders>
               <w:bottom w:val="single" w:sz="6" w:space="0" w:color="000000"/>
               <w:end w:val="single" w:sz="6" w:space="0" w:color="000000"/>
@@ -3611,7 +3587,7 @@
               <w:pStyle w:val="Normal"/>
               <w:widowControl/>
               <w:shd w:val="clear" w:color="auto" w:fill="FFFFFF"/>
-              <w:spacing w:lineRule="auto" w:line="240" w:beforeAutospacing="1" w:afterAutospacing="1"/>
+              <w:spacing w:lineRule="auto" w:line="240" w:beforeAutospacing="1" w:after="0"/>
               <w:jc w:val="start"/>
               <w:textAlignment w:val="auto"/>
               <w:rPr>
@@ -3622,7 +3598,7 @@
             </w:pPr>
             <w:r>
               <w:rPr>
-                <w:rFonts w:eastAsia="Century" w:cs="Arial" w:ascii="Century" w:hAnsi="Century"/>
+                <w:rFonts w:eastAsia="Century" w:cs="Arial"/>
                 <w:sz w:val="18"/>
                 <w:szCs w:val="18"/>
                 <w:shd w:fill="FFFFFF" w:val="clear"/>
@@ -3631,7 +3607,7 @@
             </w:r>
             <w:r>
               <w:rPr>
-                <w:rFonts w:eastAsia="Century" w:ascii="Century" w:hAnsi="Century"/>
+                <w:rFonts w:eastAsia="Century"/>
                 <w:sz w:val="18"/>
                 <w:szCs w:val="18"/>
               </w:rPr>
@@ -3641,7 +3617,7 @@
         </w:tc>
         <w:tc>
           <w:tcPr>
-            <w:tcW w:w="3473" w:type="dxa"/>
+            <w:tcW w:w="3475" w:type="dxa"/>
             <w:tcBorders>
               <w:bottom w:val="single" w:sz="6" w:space="0" w:color="000000"/>
               <w:end w:val="single" w:sz="6" w:space="0" w:color="000000"/>
@@ -3659,7 +3635,7 @@
             </w:pPr>
             <w:r>
               <w:rPr>
-                <w:rFonts w:eastAsia="Century" w:ascii="Century" w:hAnsi="Century"/>
+                <w:rFonts w:eastAsia="Century"/>
                 <w:sz w:val="18"/>
                 <w:szCs w:val="18"/>
               </w:rPr>
@@ -3668,7 +3644,7 @@
             </w:r>
             <w:r>
               <w:rPr>
-                <w:rFonts w:eastAsia="Century" w:ascii="Century" w:hAnsi="Century"/>
+                <w:rFonts w:eastAsia="Century"/>
                 <w:spacing w:val="0"/>
                 <w:sz w:val="18"/>
                 <w:szCs w:val="18"/>
@@ -3677,7 +3653,7 @@
             </w:r>
             <w:r>
               <w:rPr>
-                <w:rFonts w:eastAsia="Century" w:cs="Arial" w:ascii="Century" w:hAnsi="Century"/>
+                <w:rFonts w:eastAsia="Century" w:cs="Arial"/>
                 <w:sz w:val="18"/>
                 <w:szCs w:val="18"/>
                 <w:shd w:fill="FFFFFF" w:val="clear"/>
@@ -3686,7 +3662,7 @@
             </w:r>
             <w:r>
               <w:rPr>
-                <w:rFonts w:eastAsia="Century" w:ascii="Century" w:hAnsi="Century"/>
+                <w:rFonts w:eastAsia="Century"/>
                 <w:spacing w:val="0"/>
                 <w:sz w:val="18"/>
                 <w:szCs w:val="18"/>
@@ -3725,7 +3701,7 @@
             </w:pPr>
             <w:r>
               <w:rPr>
-                <w:rFonts w:eastAsia="Century" w:ascii="Century" w:hAnsi="Century"/>
+                <w:rFonts w:eastAsia="Century"/>
                 <w:bCs/>
                 <w:color w:val="000000"/>
                 <w:sz w:val="18"/>
@@ -3735,7 +3711,7 @@
             </w:r>
             <w:r>
               <w:rPr>
-                <w:rFonts w:eastAsia="Century" w:cs="NimbusRomNo9L-Regu" w:ascii="Century" w:hAnsi="Century"/>
+                <w:rFonts w:eastAsia="Century" w:cs="NimbusRomNo9L-Regu"/>
                 <w:kern w:val="0"/>
                 <w:sz w:val="18"/>
                 <w:szCs w:val="18"/>
@@ -3744,7 +3720,7 @@
             </w:r>
             <w:r>
               <w:rPr>
-                <w:rFonts w:eastAsia="Century" w:cs="NimbusRomNo9L-Regu" w:ascii="Century" w:hAnsi="Century"/>
+                <w:rFonts w:eastAsia="Century" w:cs="NimbusRomNo9L-Regu"/>
                 <w:sz w:val="18"/>
                 <w:szCs w:val="18"/>
               </w:rPr>
@@ -3804,7 +3780,7 @@
             </w:pPr>
             <w:r>
               <w:rPr>
-                <w:rFonts w:eastAsia="Century" w:ascii="Century" w:hAnsi="Century"/>
+                <w:rFonts w:eastAsia="Century"/>
                 <w:spacing w:val="0"/>
                 <w:sz w:val="18"/>
                 <w:szCs w:val="18"/>
@@ -3815,7 +3791,7 @@
         </w:tc>
         <w:tc>
           <w:tcPr>
-            <w:tcW w:w="2056" w:type="dxa"/>
+            <w:tcW w:w="2054" w:type="dxa"/>
             <w:tcBorders>
               <w:bottom w:val="single" w:sz="6" w:space="0" w:color="000000"/>
               <w:end w:val="single" w:sz="6" w:space="0" w:color="000000"/>
@@ -3837,7 +3813,7 @@
             </w:pPr>
             <w:r>
               <w:rPr>
-                <w:rFonts w:eastAsia="Century" w:cs="NimbusRomNo9L-Regu" w:ascii="Century" w:hAnsi="Century"/>
+                <w:rFonts w:eastAsia="Century" w:cs="NimbusRomNo9L-Regu"/>
                 <w:kern w:val="0"/>
                 <w:sz w:val="18"/>
                 <w:szCs w:val="18"/>
@@ -3858,7 +3834,7 @@
             </w:pPr>
             <w:r>
               <w:rPr>
-                <w:rFonts w:eastAsia="Century" w:cs="NimbusRomNo9L-Regu" w:ascii="Century" w:hAnsi="Century"/>
+                <w:rFonts w:eastAsia="Century" w:cs="NimbusRomNo9L-Regu"/>
                 <w:kern w:val="0"/>
                 <w:sz w:val="18"/>
                 <w:szCs w:val="18"/>
@@ -3870,7 +3846,7 @@
         </w:tc>
         <w:tc>
           <w:tcPr>
-            <w:tcW w:w="3473" w:type="dxa"/>
+            <w:tcW w:w="3475" w:type="dxa"/>
             <w:tcBorders>
               <w:bottom w:val="single" w:sz="6" w:space="0" w:color="000000"/>
               <w:end w:val="single" w:sz="6" w:space="0" w:color="000000"/>
@@ -3910,7 +3886,7 @@
             </w:pPr>
             <w:r>
               <w:rPr>
-                <w:rFonts w:eastAsia="Century" w:ascii="Century" w:hAnsi="Century"/>
+                <w:rFonts w:eastAsia="Century"/>
                 <w:sz w:val="18"/>
                 <w:szCs w:val="18"/>
                 <w:lang w:val="es-MX"/>
@@ -3919,7 +3895,7 @@
             </w:r>
             <w:r>
               <w:rPr>
-                <w:rFonts w:eastAsia="Century" w:cs="NimbusRomNo9L-Medi" w:ascii="Century" w:hAnsi="Century"/>
+                <w:rFonts w:eastAsia="Century" w:cs="NimbusRomNo9L-Medi"/>
                 <w:kern w:val="0"/>
                 <w:sz w:val="18"/>
                 <w:szCs w:val="18"/>
@@ -3929,7 +3905,7 @@
             </w:r>
             <w:r>
               <w:rPr>
-                <w:rFonts w:eastAsia="Century" w:cs="NimbusRomNo9L-Regu" w:ascii="Century" w:hAnsi="Century"/>
+                <w:rFonts w:eastAsia="Century" w:cs="NimbusRomNo9L-Regu"/>
                 <w:kern w:val="0"/>
                 <w:sz w:val="18"/>
                 <w:szCs w:val="18"/>
@@ -3950,7 +3926,7 @@
             </w:pPr>
             <w:r>
               <w:rPr>
-                <w:rFonts w:eastAsia="Century" w:cs="NimbusRomNo9L-Regu" w:ascii="Century" w:hAnsi="Century"/>
+                <w:rFonts w:eastAsia="Century" w:cs="NimbusRomNo9L-Regu"/>
                 <w:sz w:val="18"/>
                 <w:szCs w:val="18"/>
                 <w:lang w:val="es-MX"/>
@@ -3959,7 +3935,7 @@
             </w:r>
             <w:r>
               <w:rPr>
-                <w:rFonts w:eastAsia="Century" w:ascii="Century" w:hAnsi="Century"/>
+                <w:rFonts w:eastAsia="Century"/>
                 <w:sz w:val="18"/>
                 <w:szCs w:val="18"/>
               </w:rPr>
@@ -3997,7 +3973,7 @@
             </w:pPr>
             <w:r>
               <w:rPr>
-                <w:rFonts w:eastAsia="Century" w:ascii="Century" w:hAnsi="Century"/>
+                <w:rFonts w:eastAsia="Century"/>
                 <w:sz w:val="18"/>
                 <w:szCs w:val="18"/>
               </w:rPr>
@@ -4005,7 +3981,7 @@
             </w:r>
             <w:r>
               <w:rPr>
-                <w:rFonts w:eastAsia="Century" w:ascii="Century" w:hAnsi="Century"/>
+                <w:rFonts w:eastAsia="Century"/>
                 <w:color w:val="231F20"/>
                 <w:kern w:val="0"/>
                 <w:sz w:val="18"/>
@@ -4015,7 +3991,7 @@
             </w:r>
             <w:r>
               <w:rPr>
-                <w:rFonts w:eastAsia="Century" w:ascii="Century" w:hAnsi="Century"/>
+                <w:rFonts w:eastAsia="Century"/>
                 <w:color w:val="231F20"/>
                 <w:sz w:val="18"/>
                 <w:szCs w:val="18"/>
@@ -4077,7 +4053,7 @@
             </w:pPr>
             <w:r>
               <w:rPr>
-                <w:rFonts w:eastAsia="Century" w:ascii="Century" w:hAnsi="Century"/>
+                <w:rFonts w:eastAsia="Century"/>
                 <w:spacing w:val="0"/>
                 <w:sz w:val="18"/>
                 <w:szCs w:val="18"/>
@@ -4088,7 +4064,7 @@
         </w:tc>
         <w:tc>
           <w:tcPr>
-            <w:tcW w:w="2056" w:type="dxa"/>
+            <w:tcW w:w="2054" w:type="dxa"/>
             <w:tcBorders>
               <w:bottom w:val="single" w:sz="6" w:space="0" w:color="000000"/>
               <w:end w:val="single" w:sz="6" w:space="0" w:color="000000"/>
@@ -4110,7 +4086,7 @@
             </w:pPr>
             <w:r>
               <w:rPr>
-                <w:rFonts w:eastAsia="Century" w:cs="NimbusRomNo9L-Regu" w:ascii="Century" w:hAnsi="Century"/>
+                <w:rFonts w:eastAsia="Century" w:cs="NimbusRomNo9L-Regu"/>
                 <w:kern w:val="0"/>
                 <w:sz w:val="18"/>
                 <w:szCs w:val="18"/>
@@ -4119,7 +4095,7 @@
             </w:r>
             <w:r>
               <w:rPr>
-                <w:rFonts w:eastAsia="Century" w:cs="NimbusRomNo9L-Regu" w:ascii="Century" w:hAnsi="Century"/>
+                <w:rFonts w:eastAsia="Century" w:cs="NimbusRomNo9L-Regu"/>
                 <w:sz w:val="18"/>
                 <w:szCs w:val="18"/>
               </w:rPr>
@@ -4127,7 +4103,7 @@
             </w:r>
             <w:r>
               <w:rPr>
-                <w:rFonts w:eastAsia="Century" w:ascii="Century" w:hAnsi="Century"/>
+                <w:rFonts w:eastAsia="Century"/>
                 <w:spacing w:val="0"/>
                 <w:sz w:val="18"/>
                 <w:szCs w:val="18"/>
@@ -4138,7 +4114,7 @@
         </w:tc>
         <w:tc>
           <w:tcPr>
-            <w:tcW w:w="3473" w:type="dxa"/>
+            <w:tcW w:w="3475" w:type="dxa"/>
             <w:tcBorders>
               <w:bottom w:val="single" w:sz="6" w:space="0" w:color="000000"/>
               <w:end w:val="single" w:sz="6" w:space="0" w:color="000000"/>
@@ -4176,7 +4152,7 @@
             </w:pPr>
             <w:r>
               <w:rPr>
-                <w:rFonts w:eastAsia="Century" w:ascii="Century" w:hAnsi="Century"/>
+                <w:rFonts w:eastAsia="Century"/>
                 <w:sz w:val="18"/>
                 <w:szCs w:val="18"/>
               </w:rPr>
@@ -4184,7 +4160,7 @@
             </w:r>
             <w:r>
               <w:rPr>
-                <w:rFonts w:eastAsia="Century" w:cs="NimbusRomNo9L-Medi" w:ascii="Century" w:hAnsi="Century"/>
+                <w:rFonts w:eastAsia="Century" w:cs="NimbusRomNo9L-Medi"/>
                 <w:sz w:val="18"/>
                 <w:szCs w:val="18"/>
               </w:rPr>
@@ -4192,7 +4168,7 @@
             </w:r>
             <w:r>
               <w:rPr>
-                <w:rFonts w:eastAsia="Century" w:cs="NimbusRomNo9L-Regu" w:ascii="Century" w:hAnsi="Century"/>
+                <w:rFonts w:eastAsia="Century" w:cs="NimbusRomNo9L-Regu"/>
                 <w:sz w:val="18"/>
                 <w:szCs w:val="18"/>
               </w:rPr>
@@ -4200,7 +4176,7 @@
             </w:r>
             <w:r>
               <w:rPr>
-                <w:rFonts w:eastAsia="Century" w:ascii="Century" w:hAnsi="Century"/>
+                <w:rFonts w:eastAsia="Century"/>
                 <w:sz w:val="18"/>
                 <w:szCs w:val="18"/>
               </w:rPr>
@@ -4236,7 +4212,7 @@
             </w:pPr>
             <w:r>
               <w:rPr>
-                <w:rFonts w:eastAsia="Century" w:ascii="Century" w:hAnsi="Century"/>
+                <w:rFonts w:eastAsia="Century"/>
                 <w:sz w:val="18"/>
                 <w:szCs w:val="18"/>
               </w:rPr>
@@ -4296,7 +4272,7 @@
             </w:pPr>
             <w:r>
               <w:rPr>
-                <w:rFonts w:eastAsia="Century" w:ascii="Century" w:hAnsi="Century"/>
+                <w:rFonts w:eastAsia="Century"/>
                 <w:spacing w:val="0"/>
                 <w:sz w:val="18"/>
                 <w:szCs w:val="18"/>
@@ -4307,7 +4283,7 @@
         </w:tc>
         <w:tc>
           <w:tcPr>
-            <w:tcW w:w="2056" w:type="dxa"/>
+            <w:tcW w:w="2054" w:type="dxa"/>
             <w:tcBorders>
               <w:bottom w:val="single" w:sz="6" w:space="0" w:color="000000"/>
               <w:end w:val="single" w:sz="6" w:space="0" w:color="000000"/>
@@ -4329,7 +4305,7 @@
             </w:pPr>
             <w:r>
               <w:rPr>
-                <w:rFonts w:eastAsia="Century" w:cs="NimbusRomNo9L-Regu" w:ascii="Century" w:hAnsi="Century"/>
+                <w:rFonts w:eastAsia="Century" w:cs="NimbusRomNo9L-Regu"/>
                 <w:kern w:val="0"/>
                 <w:sz w:val="18"/>
                 <w:szCs w:val="18"/>
@@ -4350,7 +4326,7 @@
             </w:pPr>
             <w:r>
               <w:rPr>
-                <w:rFonts w:eastAsia="Century" w:cs="NimbusRomNo9L-Regu" w:ascii="Century" w:hAnsi="Century"/>
+                <w:rFonts w:eastAsia="Century" w:cs="NimbusRomNo9L-Regu"/>
                 <w:sz w:val="18"/>
                 <w:szCs w:val="18"/>
               </w:rPr>
@@ -4360,7 +4336,7 @@
         </w:tc>
         <w:tc>
           <w:tcPr>
-            <w:tcW w:w="3473" w:type="dxa"/>
+            <w:tcW w:w="3475" w:type="dxa"/>
             <w:tcBorders>
               <w:bottom w:val="single" w:sz="6" w:space="0" w:color="000000"/>
               <w:end w:val="single" w:sz="6" w:space="0" w:color="000000"/>
@@ -4378,7 +4354,7 @@
             </w:pPr>
             <w:r>
               <w:rPr>
-                <w:rFonts w:eastAsia="Century" w:ascii="Century" w:hAnsi="Century"/>
+                <w:rFonts w:eastAsia="Century"/>
                 <w:sz w:val="18"/>
                 <w:szCs w:val="18"/>
               </w:rPr>
@@ -4386,7 +4362,7 @@
             </w:r>
             <w:r>
               <w:rPr>
-                <w:rFonts w:eastAsia="Century" w:cs="TimesNewRoman,Bold" w:ascii="Century" w:hAnsi="Century"/>
+                <w:rFonts w:eastAsia="Century" w:cs="TimesNewRoman,Bold"/>
                 <w:sz w:val="18"/>
                 <w:szCs w:val="18"/>
               </w:rPr>
@@ -4422,7 +4398,7 @@
             </w:pPr>
             <w:r>
               <w:rPr>
-                <w:rFonts w:eastAsia="Century" w:ascii="Century" w:hAnsi="Century"/>
+                <w:rFonts w:eastAsia="Century"/>
                 <w:sz w:val="18"/>
                 <w:szCs w:val="18"/>
               </w:rPr>
@@ -4453,7 +4429,7 @@
             </w:pPr>
             <w:r>
               <w:rPr>
-                <w:rFonts w:eastAsia="Century" w:ascii="Century" w:hAnsi="Century"/>
+                <w:rFonts w:eastAsia="Century"/>
                 <w:spacing w:val="0"/>
                 <w:sz w:val="18"/>
                 <w:szCs w:val="18"/>
@@ -4513,7 +4489,7 @@
             </w:pPr>
             <w:r>
               <w:rPr>
-                <w:rFonts w:eastAsia="Century" w:ascii="Century" w:hAnsi="Century"/>
+                <w:rFonts w:eastAsia="Century"/>
                 <w:spacing w:val="0"/>
                 <w:sz w:val="18"/>
                 <w:szCs w:val="18"/>
@@ -4524,7 +4500,7 @@
         </w:tc>
         <w:tc>
           <w:tcPr>
-            <w:tcW w:w="2056" w:type="dxa"/>
+            <w:tcW w:w="2054" w:type="dxa"/>
             <w:tcBorders>
               <w:bottom w:val="single" w:sz="6" w:space="0" w:color="000000"/>
               <w:end w:val="single" w:sz="6" w:space="0" w:color="000000"/>
@@ -4545,7 +4521,7 @@
             </w:pPr>
             <w:r>
               <w:rPr>
-                <w:rFonts w:eastAsia="Century" w:cs="NimbusRomNo9L-Regu" w:ascii="Century" w:hAnsi="Century"/>
+                <w:rFonts w:eastAsia="Century" w:cs="NimbusRomNo9L-Regu"/>
                 <w:kern w:val="0"/>
                 <w:sz w:val="18"/>
                 <w:szCs w:val="18"/>
@@ -4565,7 +4541,7 @@
             </w:pPr>
             <w:r>
               <w:rPr>
-                <w:rFonts w:eastAsia="Century" w:cs="NimbusRomNo9L-Regu" w:ascii="Century" w:hAnsi="Century"/>
+                <w:rFonts w:eastAsia="Century" w:cs="NimbusRomNo9L-Regu"/>
                 <w:sz w:val="18"/>
                 <w:szCs w:val="18"/>
               </w:rPr>
@@ -4573,7 +4549,7 @@
             </w:r>
             <w:r>
               <w:rPr>
-                <w:rFonts w:eastAsia="Century" w:ascii="Century" w:hAnsi="Century"/>
+                <w:rFonts w:eastAsia="Century"/>
                 <w:spacing w:val="0"/>
                 <w:sz w:val="18"/>
                 <w:szCs w:val="18"/>
@@ -4584,7 +4560,7 @@
         </w:tc>
         <w:tc>
           <w:tcPr>
-            <w:tcW w:w="3473" w:type="dxa"/>
+            <w:tcW w:w="3475" w:type="dxa"/>
             <w:tcBorders>
               <w:bottom w:val="single" w:sz="6" w:space="0" w:color="000000"/>
               <w:end w:val="single" w:sz="6" w:space="0" w:color="000000"/>
@@ -4602,7 +4578,7 @@
             </w:pPr>
             <w:r>
               <w:rPr>
-                <w:rFonts w:eastAsia="Century" w:ascii="Century" w:hAnsi="Century"/>
+                <w:rFonts w:eastAsia="Century"/>
                 <w:sz w:val="18"/>
                 <w:szCs w:val="18"/>
               </w:rPr>
@@ -4610,7 +4586,7 @@
             </w:r>
             <w:r>
               <w:rPr>
-                <w:rFonts w:eastAsia="Century" w:cs="MS Mincho" w:ascii="Century" w:hAnsi="Century"/>
+                <w:rFonts w:eastAsia="Century" w:cs="MS Mincho"/>
                 <w:sz w:val="18"/>
                 <w:szCs w:val="18"/>
               </w:rPr>
@@ -4618,7 +4594,7 @@
             </w:r>
             <w:r>
               <w:rPr>
-                <w:rFonts w:eastAsia="Century" w:ascii="Century" w:hAnsi="Century"/>
+                <w:rFonts w:eastAsia="Century"/>
                 <w:sz w:val="18"/>
                 <w:szCs w:val="18"/>
               </w:rPr>
@@ -4654,7 +4630,7 @@
             </w:pPr>
             <w:r>
               <w:rPr>
-                <w:rFonts w:eastAsia="Century" w:ascii="Century" w:hAnsi="Century"/>
+                <w:rFonts w:eastAsia="Century"/>
                 <w:sz w:val="18"/>
                 <w:szCs w:val="18"/>
               </w:rPr>
@@ -4673,7 +4649,7 @@
             </w:pPr>
             <w:r>
               <w:rPr>
-                <w:rFonts w:eastAsia="Century" w:ascii="Century" w:hAnsi="Century"/>
+                <w:rFonts w:eastAsia="Century"/>
                 <w:sz w:val="18"/>
                 <w:szCs w:val="18"/>
               </w:rPr>
@@ -4681,7 +4657,7 @@
             </w:r>
             <w:r>
               <w:rPr>
-                <w:rFonts w:eastAsia="Century" w:cs="Martel" w:ascii="Century" w:hAnsi="Century"/>
+                <w:rFonts w:eastAsia="Century" w:cs="Martel"/>
                 <w:sz w:val="18"/>
                 <w:szCs w:val="18"/>
               </w:rPr>
@@ -4711,7 +4687,7 @@
             </w:pPr>
             <w:r>
               <w:rPr>
-                <w:rFonts w:eastAsia="Century" w:ascii="Century" w:hAnsi="Century"/>
+                <w:rFonts w:eastAsia="Century"/>
                 <w:spacing w:val="0"/>
                 <w:sz w:val="18"/>
                 <w:szCs w:val="18"/>
@@ -4762,7 +4738,7 @@
             </w:pPr>
             <w:r>
               <w:rPr>
-                <w:rFonts w:eastAsia="Century" w:ascii="Century" w:hAnsi="Century"/>
+                <w:rFonts w:eastAsia="Century"/>
                 <w:sz w:val="18"/>
                 <w:szCs w:val="18"/>
               </w:rPr>
@@ -4781,7 +4757,7 @@
             </w:pPr>
             <w:r>
               <w:rPr>
-                <w:rFonts w:eastAsia="Century" w:ascii="Century" w:hAnsi="Century"/>
+                <w:rFonts w:eastAsia="Century"/>
                 <w:sz w:val="18"/>
                 <w:szCs w:val="18"/>
               </w:rPr>
@@ -4791,7 +4767,7 @@
         </w:tc>
         <w:tc>
           <w:tcPr>
-            <w:tcW w:w="2056" w:type="dxa"/>
+            <w:tcW w:w="2054" w:type="dxa"/>
             <w:tcBorders>
               <w:bottom w:val="single" w:sz="6" w:space="0" w:color="000000"/>
               <w:end w:val="single" w:sz="6" w:space="0" w:color="000000"/>
@@ -4810,7 +4786,7 @@
             </w:pPr>
             <w:r>
               <w:rPr>
-                <w:rFonts w:eastAsia="Century" w:ascii="Century" w:hAnsi="Century"/>
+                <w:rFonts w:eastAsia="Century"/>
                 <w:sz w:val="18"/>
                 <w:szCs w:val="18"/>
               </w:rPr>
@@ -4828,7 +4804,7 @@
             </w:pPr>
             <w:r>
               <w:rPr>
-                <w:rFonts w:eastAsia="Century" w:ascii="Century" w:hAnsi="Century"/>
+                <w:rFonts w:eastAsia="Century"/>
                 <w:sz w:val="18"/>
                 <w:szCs w:val="18"/>
               </w:rPr>
@@ -4850,7 +4826,7 @@
             </w:pPr>
             <w:r>
               <w:rPr>
-                <w:rFonts w:eastAsia="Century" w:ascii="Century" w:hAnsi="Century"/>
+                <w:rFonts w:eastAsia="Century"/>
                 <w:kern w:val="0"/>
                 <w:sz w:val="18"/>
                 <w:szCs w:val="18"/>
@@ -4872,7 +4848,7 @@
             </w:pPr>
             <w:r>
               <w:rPr>
-                <w:rFonts w:eastAsia="Century" w:ascii="Century" w:hAnsi="Century"/>
+                <w:rFonts w:eastAsia="Century"/>
                 <w:bCs/>
                 <w:color w:val="000000"/>
                 <w:sz w:val="18"/>
@@ -4883,7 +4859,7 @@
         </w:tc>
         <w:tc>
           <w:tcPr>
-            <w:tcW w:w="3473" w:type="dxa"/>
+            <w:tcW w:w="3475" w:type="dxa"/>
             <w:tcBorders>
               <w:bottom w:val="single" w:sz="6" w:space="0" w:color="000000"/>
               <w:end w:val="single" w:sz="6" w:space="0" w:color="000000"/>
@@ -4901,7 +4877,7 @@
             </w:pPr>
             <w:r>
               <w:rPr>
-                <w:rFonts w:eastAsia="Century" w:ascii="Century" w:hAnsi="Century"/>
+                <w:rFonts w:eastAsia="Century"/>
                 <w:sz w:val="18"/>
                 <w:szCs w:val="18"/>
               </w:rPr>
@@ -4909,7 +4885,7 @@
             </w:r>
             <w:r>
               <w:rPr>
-                <w:rFonts w:eastAsia="Century" w:ascii="Century" w:hAnsi="Century"/>
+                <w:rFonts w:eastAsia="Century"/>
                 <w:color w:val="131314"/>
                 <w:sz w:val="18"/>
                 <w:szCs w:val="18"/>
@@ -4919,7 +4895,7 @@
             </w:r>
             <w:r>
               <w:rPr>
-                <w:rFonts w:eastAsia="Century" w:ascii="Century" w:hAnsi="Century"/>
+                <w:rFonts w:eastAsia="Century"/>
                 <w:color w:val="131314"/>
                 <w:sz w:val="18"/>
                 <w:szCs w:val="18"/>
@@ -4930,7 +4906,7 @@
             </w:r>
             <w:r>
               <w:rPr>
-                <w:rFonts w:eastAsia="Century" w:cs="Arial" w:ascii="Century" w:hAnsi="Century"/>
+                <w:rFonts w:eastAsia="Century" w:cs="Arial"/>
                 <w:sz w:val="18"/>
                 <w:szCs w:val="18"/>
                 <w:shd w:fill="FFFFFF" w:val="clear"/>
@@ -4968,7 +4944,7 @@
             </w:pPr>
             <w:r>
               <w:rPr>
-                <w:rFonts w:eastAsia="Century" w:ascii="Century" w:hAnsi="Century"/>
+                <w:rFonts w:eastAsia="Century"/>
                 <w:sz w:val="18"/>
                 <w:szCs w:val="18"/>
               </w:rPr>
@@ -5028,7 +5004,7 @@
             </w:pPr>
             <w:r>
               <w:rPr>
-                <w:rFonts w:eastAsia="Century" w:ascii="Century" w:hAnsi="Century"/>
+                <w:rFonts w:eastAsia="Century"/>
                 <w:sz w:val="18"/>
                 <w:szCs w:val="18"/>
               </w:rPr>
@@ -5047,7 +5023,7 @@
             </w:pPr>
             <w:r>
               <w:rPr>
-                <w:rFonts w:eastAsia="Century" w:ascii="Century" w:hAnsi="Century"/>
+                <w:rFonts w:eastAsia="Century"/>
                 <w:sz w:val="18"/>
                 <w:szCs w:val="18"/>
               </w:rPr>
@@ -5057,7 +5033,7 @@
         </w:tc>
         <w:tc>
           <w:tcPr>
-            <w:tcW w:w="2056" w:type="dxa"/>
+            <w:tcW w:w="2054" w:type="dxa"/>
             <w:tcBorders>
               <w:bottom w:val="single" w:sz="6" w:space="0" w:color="000000"/>
               <w:end w:val="single" w:sz="6" w:space="0" w:color="000000"/>
@@ -5069,7 +5045,7 @@
               <w:pStyle w:val="Normal"/>
               <w:widowControl/>
               <w:shd w:val="clear" w:color="auto" w:fill="FFFFFF"/>
-              <w:spacing w:beforeAutospacing="1" w:afterAutospacing="1"/>
+              <w:spacing w:beforeAutospacing="1" w:after="0"/>
               <w:jc w:val="start"/>
               <w:textAlignment w:val="auto"/>
               <w:rPr>
@@ -5080,7 +5056,7 @@
             </w:pPr>
             <w:r>
               <w:rPr>
-                <w:rFonts w:eastAsia="Century" w:ascii="Century" w:hAnsi="Century"/>
+                <w:rFonts w:eastAsia="Century"/>
                 <w:sz w:val="18"/>
                 <w:szCs w:val="18"/>
               </w:rPr>
@@ -5090,7 +5066,7 @@
         </w:tc>
         <w:tc>
           <w:tcPr>
-            <w:tcW w:w="3473" w:type="dxa"/>
+            <w:tcW w:w="3475" w:type="dxa"/>
             <w:tcBorders>
               <w:bottom w:val="single" w:sz="6" w:space="0" w:color="000000"/>
               <w:end w:val="single" w:sz="6" w:space="0" w:color="000000"/>
@@ -5154,7 +5130,7 @@
             </w:pPr>
             <w:r>
               <w:rPr>
-                <w:rFonts w:eastAsia="Century" w:ascii="Century" w:hAnsi="Century"/>
+                <w:rFonts w:eastAsia="Century"/>
                 <w:sz w:val="18"/>
                 <w:szCs w:val="18"/>
               </w:rPr>
@@ -5174,7 +5150,7 @@
             </w:pPr>
             <w:r>
               <w:rPr>
-                <w:rFonts w:eastAsia="Century" w:ascii="Century" w:hAnsi="Century"/>
+                <w:rFonts w:eastAsia="Century"/>
                 <w:sz w:val="18"/>
                 <w:szCs w:val="18"/>
               </w:rPr>
@@ -5233,7 +5209,7 @@
             </w:pPr>
             <w:r>
               <w:rPr>
-                <w:rFonts w:eastAsia="Century" w:ascii="Century" w:hAnsi="Century"/>
+                <w:rFonts w:eastAsia="Century"/>
                 <w:sz w:val="18"/>
                 <w:szCs w:val="18"/>
               </w:rPr>
@@ -5243,7 +5219,7 @@
         </w:tc>
         <w:tc>
           <w:tcPr>
-            <w:tcW w:w="2056" w:type="dxa"/>
+            <w:tcW w:w="2054" w:type="dxa"/>
             <w:tcBorders>
               <w:bottom w:val="single" w:sz="6" w:space="0" w:color="000000"/>
               <w:end w:val="single" w:sz="6" w:space="0" w:color="000000"/>
@@ -5262,7 +5238,7 @@
             </w:pPr>
             <w:r>
               <w:rPr>
-                <w:rFonts w:eastAsia="Century" w:ascii="Century" w:hAnsi="Century"/>
+                <w:rFonts w:eastAsia="Century"/>
                 <w:sz w:val="18"/>
                 <w:szCs w:val="18"/>
               </w:rPr>
@@ -5295,7 +5271,7 @@
               <w:pStyle w:val="Normal"/>
               <w:widowControl/>
               <w:shd w:val="clear" w:color="auto" w:fill="FFFFFF"/>
-              <w:spacing w:beforeAutospacing="1" w:afterAutospacing="1"/>
+              <w:spacing w:beforeAutospacing="1" w:after="0"/>
               <w:jc w:val="start"/>
               <w:textAlignment w:val="auto"/>
               <w:rPr>
@@ -5307,7 +5283,7 @@
             </w:pPr>
             <w:r>
               <w:rPr>
-                <w:rFonts w:eastAsia="Century" w:ascii="Century" w:hAnsi="Century"/>
+                <w:rFonts w:eastAsia="Century"/>
                 <w:kern w:val="0"/>
                 <w:sz w:val="18"/>
                 <w:szCs w:val="18"/>
@@ -5317,7 +5293,7 @@
         </w:tc>
         <w:tc>
           <w:tcPr>
-            <w:tcW w:w="3473" w:type="dxa"/>
+            <w:tcW w:w="3475" w:type="dxa"/>
             <w:tcBorders>
               <w:bottom w:val="single" w:sz="6" w:space="0" w:color="000000"/>
               <w:end w:val="single" w:sz="6" w:space="0" w:color="000000"/>
@@ -5380,7 +5356,7 @@
             </w:pPr>
             <w:r>
               <w:rPr>
-                <w:rFonts w:eastAsia="Century" w:ascii="Century" w:hAnsi="Century"/>
+                <w:rFonts w:eastAsia="Century"/>
                 <w:sz w:val="18"/>
                 <w:szCs w:val="18"/>
               </w:rPr>
@@ -5440,7 +5416,7 @@
             </w:pPr>
             <w:r>
               <w:rPr>
-                <w:rFonts w:eastAsia="Century" w:ascii="Century" w:hAnsi="Century"/>
+                <w:rFonts w:eastAsia="Century"/>
                 <w:spacing w:val="0"/>
                 <w:sz w:val="18"/>
                 <w:szCs w:val="18"/>
@@ -5449,7 +5425,7 @@
             </w:r>
             <w:r>
               <w:rPr>
-                <w:rFonts w:eastAsia="Century" w:ascii="Century" w:hAnsi="Century"/>
+                <w:rFonts w:eastAsia="Century"/>
                 <w:sz w:val="18"/>
                 <w:szCs w:val="18"/>
               </w:rPr>
@@ -5459,7 +5435,7 @@
         </w:tc>
         <w:tc>
           <w:tcPr>
-            <w:tcW w:w="2056" w:type="dxa"/>
+            <w:tcW w:w="2054" w:type="dxa"/>
             <w:tcBorders>
               <w:bottom w:val="single" w:sz="6" w:space="0" w:color="000000"/>
               <w:end w:val="single" w:sz="6" w:space="0" w:color="000000"/>
@@ -5500,16 +5476,16 @@
             </w:pPr>
             <w:r>
               <w:rPr>
-                <w:rFonts w:eastAsia="Century" w:ascii="Century" w:hAnsi="Century"/>
-                <w:sz w:val="18"/>
-                <w:szCs w:val="18"/>
-              </w:rPr>
-            </w:r>
-          </w:p>
-        </w:tc>
-        <w:tc>
-          <w:tcPr>
-            <w:tcW w:w="3473" w:type="dxa"/>
+                <w:rFonts w:eastAsia="Century"/>
+                <w:sz w:val="18"/>
+                <w:szCs w:val="18"/>
+              </w:rPr>
+            </w:r>
+          </w:p>
+        </w:tc>
+        <w:tc>
+          <w:tcPr>
+            <w:tcW w:w="3475" w:type="dxa"/>
             <w:tcBorders>
               <w:bottom w:val="single" w:sz="6" w:space="0" w:color="000000"/>
               <w:end w:val="single" w:sz="6" w:space="0" w:color="000000"/>
@@ -5629,7 +5605,7 @@
             </w:pPr>
             <w:r>
               <w:rPr>
-                <w:rFonts w:eastAsia="Century" w:ascii="Century" w:hAnsi="Century"/>
+                <w:rFonts w:eastAsia="Century"/>
                 <w:sz w:val="18"/>
                 <w:szCs w:val="18"/>
                 <w:lang w:val="es-MX"/>
@@ -5688,7 +5664,7 @@
             </w:pPr>
             <w:r>
               <w:rPr>
-                <w:rFonts w:eastAsia="Century" w:ascii="Century" w:hAnsi="Century"/>
+                <w:rFonts w:eastAsia="Century"/>
                 <w:sz w:val="18"/>
                 <w:szCs w:val="18"/>
               </w:rPr>
@@ -5696,7 +5672,7 @@
             </w:r>
             <w:r>
               <w:rPr>
-                <w:rFonts w:eastAsia="Century" w:ascii="Century" w:hAnsi="Century"/>
+                <w:rFonts w:eastAsia="Century"/>
                 <w:sz w:val="18"/>
                 <w:szCs w:val="18"/>
                 <w:lang w:val="es-MX"/>
@@ -5707,7 +5683,7 @@
         </w:tc>
         <w:tc>
           <w:tcPr>
-            <w:tcW w:w="2056" w:type="dxa"/>
+            <w:tcW w:w="2054" w:type="dxa"/>
             <w:tcBorders>
               <w:bottom w:val="single" w:sz="6" w:space="0" w:color="000000"/>
               <w:end w:val="single" w:sz="6" w:space="0" w:color="000000"/>
@@ -5726,7 +5702,7 @@
             </w:pPr>
             <w:r>
               <w:rPr>
-                <w:rFonts w:eastAsia="Century" w:ascii="Century" w:hAnsi="Century"/>
+                <w:rFonts w:eastAsia="Century"/>
                 <w:sz w:val="18"/>
                 <w:szCs w:val="18"/>
                 <w:lang w:val="es-MX"/>
@@ -5737,24 +5713,24 @@
         </w:tc>
         <w:tc>
           <w:tcPr>
-            <w:tcW w:w="3473" w:type="dxa"/>
-            <w:tcBorders>
-              <w:bottom w:val="single" w:sz="6" w:space="0" w:color="000000"/>
-              <w:end w:val="single" w:sz="6" w:space="0" w:color="000000"/>
-            </w:tcBorders>
-          </w:tcPr>
-          <w:p>
-            <w:pPr>
-              <w:pStyle w:val="Normal"/>
-              <w:rPr>
-                <w:rFonts w:ascii="Century" w:hAnsi="Century" w:eastAsia="Century"/>
-                <w:sz w:val="18"/>
-                <w:szCs w:val="18"/>
-              </w:rPr>
-            </w:pPr>
-            <w:r>
-              <w:rPr>
-                <w:rFonts w:eastAsia="Century" w:ascii="Century" w:hAnsi="Century"/>
+            <w:tcW w:w="3475" w:type="dxa"/>
+            <w:tcBorders>
+              <w:bottom w:val="single" w:sz="6" w:space="0" w:color="000000"/>
+              <w:end w:val="single" w:sz="6" w:space="0" w:color="000000"/>
+            </w:tcBorders>
+          </w:tcPr>
+          <w:p>
+            <w:pPr>
+              <w:pStyle w:val="Normal"/>
+              <w:rPr>
+                <w:rFonts w:ascii="Century" w:hAnsi="Century" w:eastAsia="Century"/>
+                <w:sz w:val="18"/>
+                <w:szCs w:val="18"/>
+              </w:rPr>
+            </w:pPr>
+            <w:r>
+              <w:rPr>
+                <w:rFonts w:eastAsia="Century"/>
                 <w:sz w:val="18"/>
                 <w:szCs w:val="18"/>
               </w:rPr>
@@ -5762,7 +5738,7 @@
             </w:r>
             <w:r>
               <w:rPr>
-                <w:rFonts w:eastAsia="Century" w:ascii="Century" w:hAnsi="Century"/>
+                <w:rFonts w:eastAsia="Century"/>
                 <w:sz w:val="18"/>
                 <w:szCs w:val="18"/>
                 <w:lang w:val="es-MX"/>
@@ -5797,7 +5773,7 @@
             </w:pPr>
             <w:r>
               <w:rPr>
-                <w:rFonts w:eastAsia="Century" w:ascii="Century" w:hAnsi="Century"/>
+                <w:rFonts w:eastAsia="Century"/>
                 <w:sz w:val="18"/>
                 <w:szCs w:val="18"/>
               </w:rPr>
@@ -5855,7 +5831,7 @@
             </w:pPr>
             <w:r>
               <w:rPr>
-                <w:rFonts w:eastAsia="Century" w:ascii="Century" w:hAnsi="Century"/>
+                <w:rFonts w:eastAsia="Century"/>
                 <w:sz w:val="18"/>
                 <w:szCs w:val="18"/>
               </w:rPr>
@@ -5865,25 +5841,25 @@
         </w:tc>
         <w:tc>
           <w:tcPr>
-            <w:tcW w:w="2056" w:type="dxa"/>
-            <w:tcBorders>
-              <w:bottom w:val="single" w:sz="6" w:space="0" w:color="000000"/>
-              <w:end w:val="single" w:sz="6" w:space="0" w:color="000000"/>
-            </w:tcBorders>
-          </w:tcPr>
-          <w:p>
-            <w:pPr>
-              <w:pStyle w:val="Normal"/>
-              <w:jc w:val="center"/>
-              <w:rPr>
-                <w:rFonts w:ascii="Century" w:hAnsi="Century" w:eastAsia="Century"/>
-                <w:sz w:val="18"/>
-                <w:szCs w:val="18"/>
-              </w:rPr>
-            </w:pPr>
-            <w:r>
-              <w:rPr>
-                <w:rFonts w:eastAsia="Century" w:ascii="Century" w:hAnsi="Century"/>
+            <w:tcW w:w="2054" w:type="dxa"/>
+            <w:tcBorders>
+              <w:bottom w:val="single" w:sz="6" w:space="0" w:color="000000"/>
+              <w:end w:val="single" w:sz="6" w:space="0" w:color="000000"/>
+            </w:tcBorders>
+          </w:tcPr>
+          <w:p>
+            <w:pPr>
+              <w:pStyle w:val="Normal"/>
+              <w:jc w:val="center"/>
+              <w:rPr>
+                <w:rFonts w:ascii="Century" w:hAnsi="Century" w:eastAsia="Century"/>
+                <w:sz w:val="18"/>
+                <w:szCs w:val="18"/>
+              </w:rPr>
+            </w:pPr>
+            <w:r>
+              <w:rPr>
+                <w:rFonts w:eastAsia="Century"/>
                 <w:sz w:val="18"/>
                 <w:szCs w:val="18"/>
               </w:rPr>
@@ -5893,24 +5869,24 @@
         </w:tc>
         <w:tc>
           <w:tcPr>
-            <w:tcW w:w="3473" w:type="dxa"/>
-            <w:tcBorders>
-              <w:bottom w:val="single" w:sz="6" w:space="0" w:color="000000"/>
-              <w:end w:val="single" w:sz="6" w:space="0" w:color="000000"/>
-            </w:tcBorders>
-          </w:tcPr>
-          <w:p>
-            <w:pPr>
-              <w:pStyle w:val="Normal"/>
-              <w:rPr>
-                <w:rFonts w:ascii="Century" w:hAnsi="Century" w:eastAsia="Century"/>
-                <w:sz w:val="18"/>
-                <w:szCs w:val="18"/>
-              </w:rPr>
-            </w:pPr>
-            <w:r>
-              <w:rPr>
-                <w:rFonts w:eastAsia="Century" w:ascii="Century" w:hAnsi="Century"/>
+            <w:tcW w:w="3475" w:type="dxa"/>
+            <w:tcBorders>
+              <w:bottom w:val="single" w:sz="6" w:space="0" w:color="000000"/>
+              <w:end w:val="single" w:sz="6" w:space="0" w:color="000000"/>
+            </w:tcBorders>
+          </w:tcPr>
+          <w:p>
+            <w:pPr>
+              <w:pStyle w:val="Normal"/>
+              <w:rPr>
+                <w:rFonts w:ascii="Century" w:hAnsi="Century" w:eastAsia="Century"/>
+                <w:sz w:val="18"/>
+                <w:szCs w:val="18"/>
+              </w:rPr>
+            </w:pPr>
+            <w:r>
+              <w:rPr>
+                <w:rFonts w:eastAsia="Century"/>
                 <w:sz w:val="18"/>
                 <w:szCs w:val="18"/>
                 <w:lang w:val="es-MX"/>
@@ -5946,7 +5922,7 @@
             </w:pPr>
             <w:r>
               <w:rPr>
-                <w:rFonts w:eastAsia="Century" w:ascii="Century" w:hAnsi="Century"/>
+                <w:rFonts w:eastAsia="Century"/>
                 <w:sz w:val="18"/>
                 <w:szCs w:val="18"/>
               </w:rPr>
@@ -6004,7 +5980,7 @@
             </w:pPr>
             <w:r>
               <w:rPr>
-                <w:rFonts w:eastAsia="Century" w:ascii="Century" w:hAnsi="Century"/>
+                <w:rFonts w:eastAsia="Century"/>
                 <w:sz w:val="18"/>
                 <w:szCs w:val="18"/>
               </w:rPr>
@@ -6014,7 +5990,7 @@
         </w:tc>
         <w:tc>
           <w:tcPr>
-            <w:tcW w:w="2056" w:type="dxa"/>
+            <w:tcW w:w="2054" w:type="dxa"/>
             <w:tcBorders>
               <w:bottom w:val="single" w:sz="4" w:space="0" w:color="000000"/>
               <w:end w:val="single" w:sz="6" w:space="0" w:color="000000"/>
@@ -6032,7 +6008,7 @@
             </w:pPr>
             <w:r>
               <w:rPr>
-                <w:rFonts w:eastAsia="Century" w:ascii="Century" w:hAnsi="Century"/>
+                <w:rFonts w:eastAsia="Century"/>
                 <w:sz w:val="18"/>
                 <w:szCs w:val="18"/>
               </w:rPr>
@@ -6042,7 +6018,7 @@
         </w:tc>
         <w:tc>
           <w:tcPr>
-            <w:tcW w:w="3473" w:type="dxa"/>
+            <w:tcW w:w="3475" w:type="dxa"/>
             <w:tcBorders>
               <w:bottom w:val="single" w:sz="4" w:space="0" w:color="000000"/>
               <w:end w:val="single" w:sz="6" w:space="0" w:color="000000"/>
@@ -6059,7 +6035,7 @@
             </w:pPr>
             <w:r>
               <w:rPr>
-                <w:rFonts w:eastAsia="Century" w:ascii="Century" w:hAnsi="Century"/>
+                <w:rFonts w:eastAsia="Century"/>
                 <w:sz w:val="18"/>
                 <w:szCs w:val="18"/>
                 <w:lang w:val="es-MX"/>
@@ -6095,7 +6071,7 @@
             </w:pPr>
             <w:r>
               <w:rPr>
-                <w:rFonts w:eastAsia="Century" w:ascii="Century" w:hAnsi="Century"/>
+                <w:rFonts w:eastAsia="Century"/>
                 <w:sz w:val="18"/>
                 <w:szCs w:val="18"/>
               </w:rPr>
@@ -6153,7 +6129,7 @@
             </w:pPr>
             <w:r>
               <w:rPr>
-                <w:rFonts w:eastAsia="Century" w:ascii="Century" w:hAnsi="Century"/>
+                <w:rFonts w:eastAsia="Century"/>
                 <w:sz w:val="18"/>
                 <w:szCs w:val="18"/>
               </w:rPr>
@@ -6163,7 +6139,7 @@
         </w:tc>
         <w:tc>
           <w:tcPr>
-            <w:tcW w:w="2056" w:type="dxa"/>
+            <w:tcW w:w="2054" w:type="dxa"/>
             <w:tcBorders>
               <w:bottom w:val="single" w:sz="4" w:space="0" w:color="000000"/>
               <w:end w:val="single" w:sz="6" w:space="0" w:color="000000"/>
@@ -6181,7 +6157,7 @@
             </w:pPr>
             <w:r>
               <w:rPr>
-                <w:rFonts w:eastAsia="Century" w:ascii="Century" w:hAnsi="Century"/>
+                <w:rFonts w:eastAsia="Century"/>
                 <w:sz w:val="18"/>
                 <w:szCs w:val="18"/>
               </w:rPr>
@@ -6191,7 +6167,7 @@
         </w:tc>
         <w:tc>
           <w:tcPr>
-            <w:tcW w:w="3473" w:type="dxa"/>
+            <w:tcW w:w="3475" w:type="dxa"/>
             <w:tcBorders>
               <w:bottom w:val="single" w:sz="4" w:space="0" w:color="000000"/>
               <w:end w:val="single" w:sz="6" w:space="0" w:color="000000"/>
@@ -6208,7 +6184,7 @@
             </w:pPr>
             <w:r>
               <w:rPr>
-                <w:rFonts w:eastAsia="Century" w:ascii="Century" w:hAnsi="Century"/>
+                <w:rFonts w:eastAsia="Century"/>
                 <w:sz w:val="18"/>
                 <w:szCs w:val="18"/>
                 <w:lang w:val="es-MX"/>
@@ -6245,7 +6221,7 @@
             </w:pPr>
             <w:r>
               <w:rPr>
-                <w:rFonts w:eastAsia="Century" w:ascii="Century" w:hAnsi="Century"/>
+                <w:rFonts w:eastAsia="Century"/>
                 <w:sz w:val="18"/>
                 <w:szCs w:val="18"/>
               </w:rPr>
@@ -6293,7 +6269,7 @@
             </w:pPr>
             <w:r>
               <w:rPr>
-                <w:rFonts w:eastAsia="Century" w:ascii="Century" w:hAnsi="Century"/>
+                <w:rFonts w:eastAsia="Century"/>
                 <w:sz w:val="18"/>
                 <w:szCs w:val="18"/>
               </w:rPr>
@@ -6321,7 +6297,7 @@
             </w:pPr>
             <w:r>
               <w:rPr>
-                <w:rFonts w:eastAsia="Century" w:ascii="Century" w:hAnsi="Century"/>
+                <w:rFonts w:eastAsia="Century"/>
                 <w:sz w:val="18"/>
                 <w:szCs w:val="18"/>
               </w:rPr>
@@ -6331,7 +6307,7 @@
         </w:tc>
         <w:tc>
           <w:tcPr>
-            <w:tcW w:w="2056" w:type="dxa"/>
+            <w:tcW w:w="2054" w:type="dxa"/>
             <w:tcBorders>
               <w:top w:val="single" w:sz="4" w:space="0" w:color="000000"/>
               <w:bottom w:val="single" w:sz="6" w:space="0" w:color="000000"/>
@@ -6350,7 +6326,7 @@
             </w:pPr>
             <w:r>
               <w:rPr>
-                <w:rFonts w:eastAsia="Century" w:ascii="Century" w:hAnsi="Century"/>
+                <w:rFonts w:eastAsia="Century"/>
                 <w:sz w:val="18"/>
                 <w:szCs w:val="18"/>
               </w:rPr>
@@ -6360,7 +6336,7 @@
         </w:tc>
         <w:tc>
           <w:tcPr>
-            <w:tcW w:w="3473" w:type="dxa"/>
+            <w:tcW w:w="3475" w:type="dxa"/>
             <w:tcBorders>
               <w:top w:val="single" w:sz="4" w:space="0" w:color="000000"/>
               <w:bottom w:val="single" w:sz="6" w:space="0" w:color="000000"/>
@@ -6378,7 +6354,7 @@
             </w:pPr>
             <w:r>
               <w:rPr>
-                <w:rFonts w:eastAsia="Century" w:ascii="Century" w:hAnsi="Century"/>
+                <w:rFonts w:eastAsia="Century"/>
                 <w:sz w:val="18"/>
                 <w:szCs w:val="18"/>
                 <w:lang w:val="es-MX"/>
@@ -6595,10 +6571,10 @@
             </w:pPr>
             <w:r>
               <w:rPr>
-                <w:rFonts w:ascii="MS Mincho" w:hAnsi="MS Mincho"/>
+                <w:rFonts w:hint="eastAsia" w:ascii="MS Mincho" w:hAnsi="MS Mincho"/>
                 <w:sz w:val="22"/>
               </w:rPr>
-              <w:t>4</w:t>
+              <w:t>5</w:t>
             </w:r>
             <w:r>
               <w:rPr>
@@ -6622,6 +6598,515 @@
         <w:rPr>
           <w:spacing w:val="0"/>
         </w:rPr>
+      </w:r>
+    </w:p>
+    <w:p>
+      <w:pPr>
+        <w:pStyle w:val="Style13"/>
+        <w:rPr>
+          <w:spacing w:val="0"/>
+        </w:rPr>
+      </w:pPr>
+      <w:r>
+        <w:rPr>
+          <w:spacing w:val="0"/>
+        </w:rPr>
+        <w:t xml:space="preserve">【一般講演】 </w:t>
+      </w:r>
+    </w:p>
+    <w:p>
+      <w:pPr>
+        <w:pStyle w:val="Style13"/>
+        <w:rPr>
+          <w:spacing w:val="0"/>
+        </w:rPr>
+      </w:pPr>
+      <w:r>
+        <w:rPr>
+          <w:spacing w:val="0"/>
+        </w:rPr>
+      </w:r>
+    </w:p>
+    <w:p>
+      <w:pPr>
+        <w:pStyle w:val="Style13"/>
+        <w:rPr>
+          <w:spacing w:val="0"/>
+        </w:rPr>
+      </w:pPr>
+      <w:r>
+        <w:rPr>
+          <w:rStyle w:val="Strong"/>
+          <w:spacing w:val="0"/>
+        </w:rPr>
+        <w:t>2012</w:t>
+      </w:r>
+      <w:r>
+        <w:rPr>
+          <w:rStyle w:val="Strong"/>
+          <w:spacing w:val="0"/>
+        </w:rPr>
+        <w:t>年</w:t>
+      </w:r>
+      <w:r>
+        <w:rPr>
+          <w:rStyle w:val="Strong"/>
+          <w:spacing w:val="0"/>
+        </w:rPr>
+        <w:t>3</w:t>
+      </w:r>
+      <w:r>
+        <w:rPr>
+          <w:rStyle w:val="Strong"/>
+          <w:spacing w:val="0"/>
+        </w:rPr>
+        <w:t>月　メキシコ国立工科大学（</w:t>
+      </w:r>
+      <w:r>
+        <w:rPr>
+          <w:rStyle w:val="Strong"/>
+          <w:spacing w:val="0"/>
+        </w:rPr>
+        <w:t>Instituto Politécnico Nacional</w:t>
+      </w:r>
+      <w:r>
+        <w:rPr>
+          <w:rStyle w:val="Strong"/>
+          <w:spacing w:val="0"/>
+        </w:rPr>
+        <w:t>）</w:t>
+      </w:r>
+      <w:r>
+        <w:rPr>
+          <w:spacing w:val="0"/>
+        </w:rPr>
+        <w:br/>
+      </w:r>
+      <w:r>
+        <w:rPr>
+          <w:rStyle w:val="Strong"/>
+          <w:spacing w:val="0"/>
+        </w:rPr>
+        <w:t>「</w:t>
+      </w:r>
+      <w:r>
+        <w:rPr>
+          <w:rStyle w:val="Strong"/>
+          <w:spacing w:val="0"/>
+        </w:rPr>
+        <w:t>Arduino and Applications in the Industry</w:t>
+      </w:r>
+      <w:r>
+        <w:rPr>
+          <w:rStyle w:val="Strong"/>
+          <w:spacing w:val="0"/>
+        </w:rPr>
+        <w:t>」講演</w:t>
+      </w:r>
+      <w:r>
+        <w:rPr>
+          <w:spacing w:val="0"/>
+        </w:rPr>
+        <w:br/>
+        <w:t>Arduino</w:t>
+      </w:r>
+      <w:r>
+        <w:rPr>
+          <w:spacing w:val="0"/>
+        </w:rPr>
+        <w:t xml:space="preserve">の学術・産業分野における応用と、両分野の連携について、実演・体験を交えて紹介した。 </w:t>
+      </w:r>
+    </w:p>
+    <w:p>
+      <w:pPr>
+        <w:pStyle w:val="Style13"/>
+        <w:rPr>
+          <w:spacing w:val="0"/>
+        </w:rPr>
+      </w:pPr>
+      <w:r>
+        <w:rPr>
+          <w:spacing w:val="0"/>
+        </w:rPr>
+      </w:r>
+    </w:p>
+    <w:p>
+      <w:pPr>
+        <w:pStyle w:val="Style13"/>
+        <w:rPr>
+          <w:spacing w:val="0"/>
+        </w:rPr>
+      </w:pPr>
+      <w:r>
+        <w:rPr>
+          <w:spacing w:val="0"/>
+        </w:rPr>
+        <w:t xml:space="preserve">【ワークショップ・チュートリアル】 </w:t>
+      </w:r>
+    </w:p>
+    <w:p>
+      <w:pPr>
+        <w:pStyle w:val="Style13"/>
+        <w:rPr>
+          <w:spacing w:val="0"/>
+        </w:rPr>
+      </w:pPr>
+      <w:r>
+        <w:rPr>
+          <w:spacing w:val="0"/>
+        </w:rPr>
+      </w:r>
+    </w:p>
+    <w:p>
+      <w:pPr>
+        <w:pStyle w:val="Style13"/>
+        <w:rPr>
+          <w:spacing w:val="0"/>
+        </w:rPr>
+      </w:pPr>
+      <w:r>
+        <w:rPr>
+          <w:rStyle w:val="Strong"/>
+          <w:spacing w:val="0"/>
+        </w:rPr>
+        <w:t>2026</w:t>
+      </w:r>
+      <w:r>
+        <w:rPr>
+          <w:rStyle w:val="Strong"/>
+          <w:spacing w:val="0"/>
+        </w:rPr>
+        <w:t>年</w:t>
+      </w:r>
+      <w:r>
+        <w:rPr>
+          <w:rStyle w:val="Strong"/>
+          <w:spacing w:val="0"/>
+        </w:rPr>
+        <w:t>8</w:t>
+      </w:r>
+      <w:r>
+        <w:rPr>
+          <w:rStyle w:val="Strong"/>
+          <w:spacing w:val="0"/>
+        </w:rPr>
+        <w:t>月　</w:t>
+      </w:r>
+      <w:r>
+        <w:rPr>
+          <w:rStyle w:val="Strong"/>
+          <w:spacing w:val="0"/>
+        </w:rPr>
+        <w:t>ALIFE26</w:t>
+      </w:r>
+      <w:r>
+        <w:rPr>
+          <w:spacing w:val="0"/>
+        </w:rPr>
+        <w:br/>
+      </w:r>
+      <w:r>
+        <w:rPr>
+          <w:rStyle w:val="Strong"/>
+          <w:spacing w:val="0"/>
+        </w:rPr>
+        <w:t>「</w:t>
+      </w:r>
+      <w:r>
+        <w:rPr>
+          <w:rStyle w:val="Strong"/>
+          <w:spacing w:val="0"/>
+        </w:rPr>
+        <w:t>Hands-on Tutorial on Brain–Computer Interfaces (BCI)</w:t>
+      </w:r>
+      <w:r>
+        <w:rPr>
+          <w:rStyle w:val="Strong"/>
+          <w:spacing w:val="0"/>
+        </w:rPr>
+        <w:t>」企画・運営</w:t>
+      </w:r>
+      <w:r>
+        <w:rPr>
+          <w:spacing w:val="0"/>
+        </w:rPr>
+        <w:br/>
+      </w:r>
+      <w:r>
+        <w:rPr>
+          <w:spacing w:val="0"/>
+        </w:rPr>
+        <w:t>脳信号を適応・進化するシステムに統合する方法を探究する、体験型</w:t>
+      </w:r>
+      <w:r>
+        <w:rPr>
+          <w:spacing w:val="0"/>
+        </w:rPr>
+        <w:t>BCI</w:t>
+      </w:r>
+      <w:r>
+        <w:rPr>
+          <w:spacing w:val="0"/>
+        </w:rPr>
+        <w:t>チュートリアルを共同企画・運営した。</w:t>
+      </w:r>
+      <w:r>
+        <w:rPr>
+          <w:spacing w:val="0"/>
+        </w:rPr>
+        <w:br/>
+      </w:r>
+      <w:r>
+        <w:rPr>
+          <w:rStyle w:val="Strong"/>
+          <w:spacing w:val="0"/>
+        </w:rPr>
+        <w:t>共同主催者：</w:t>
+      </w:r>
+      <w:r>
+        <w:rPr>
+          <w:rStyle w:val="Strong"/>
+          <w:spacing w:val="0"/>
+        </w:rPr>
+        <w:t>B. Senzio-Savino</w:t>
+      </w:r>
+      <w:r>
+        <w:rPr>
+          <w:rStyle w:val="Strong"/>
+          <w:spacing w:val="0"/>
+        </w:rPr>
+        <w:t>、</w:t>
+      </w:r>
+      <w:r>
+        <w:rPr>
+          <w:rStyle w:val="Strong"/>
+          <w:spacing w:val="0"/>
+        </w:rPr>
+        <w:t>M. Khosravy</w:t>
+      </w:r>
+      <w:r>
+        <w:rPr>
+          <w:rStyle w:val="Strong"/>
+          <w:spacing w:val="0"/>
+        </w:rPr>
+        <w:t>、</w:t>
+      </w:r>
+      <w:r>
+        <w:rPr>
+          <w:rStyle w:val="Strong"/>
+          <w:spacing w:val="0"/>
+        </w:rPr>
+        <w:t>A. Adams</w:t>
+      </w:r>
+      <w:r>
+        <w:rPr>
+          <w:rStyle w:val="Strong"/>
+          <w:spacing w:val="0"/>
+        </w:rPr>
+        <w:t>、</w:t>
+      </w:r>
+      <w:r>
+        <w:rPr>
+          <w:rStyle w:val="Strong"/>
+          <w:spacing w:val="0"/>
+        </w:rPr>
+        <w:t>O. Witkowsky</w:t>
+      </w:r>
+      <w:r>
+        <w:rPr>
+          <w:spacing w:val="0"/>
+        </w:rPr>
+        <w:t xml:space="preserve"> </w:t>
+      </w:r>
+    </w:p>
+    <w:p>
+      <w:pPr>
+        <w:pStyle w:val="Style13"/>
+        <w:rPr>
+          <w:spacing w:val="0"/>
+        </w:rPr>
+      </w:pPr>
+      <w:r>
+        <w:rPr>
+          <w:spacing w:val="0"/>
+        </w:rPr>
+      </w:r>
+    </w:p>
+    <w:p>
+      <w:pPr>
+        <w:pStyle w:val="Style13"/>
+        <w:rPr>
+          <w:spacing w:val="0"/>
+        </w:rPr>
+      </w:pPr>
+      <w:r>
+        <w:rPr>
+          <w:spacing w:val="0"/>
+        </w:rPr>
+        <w:t xml:space="preserve">【メディア出演】 </w:t>
+      </w:r>
+    </w:p>
+    <w:p>
+      <w:pPr>
+        <w:pStyle w:val="Style13"/>
+        <w:rPr>
+          <w:spacing w:val="0"/>
+        </w:rPr>
+      </w:pPr>
+      <w:r>
+        <w:rPr>
+          <w:spacing w:val="0"/>
+        </w:rPr>
+      </w:r>
+    </w:p>
+    <w:p>
+      <w:pPr>
+        <w:pStyle w:val="Style13"/>
+        <w:rPr>
+          <w:spacing w:val="0"/>
+        </w:rPr>
+      </w:pPr>
+      <w:r>
+        <w:rPr>
+          <w:rStyle w:val="Strong"/>
+          <w:spacing w:val="0"/>
+        </w:rPr>
+        <w:t>2026</w:t>
+      </w:r>
+      <w:r>
+        <w:rPr>
+          <w:rStyle w:val="Strong"/>
+          <w:spacing w:val="0"/>
+        </w:rPr>
+        <w:t>年</w:t>
+      </w:r>
+      <w:r>
+        <w:rPr>
+          <w:rStyle w:val="Strong"/>
+          <w:spacing w:val="0"/>
+        </w:rPr>
+        <w:t>5</w:t>
+      </w:r>
+      <w:r>
+        <w:rPr>
+          <w:rStyle w:val="Strong"/>
+          <w:spacing w:val="0"/>
+        </w:rPr>
+        <w:t>月　</w:t>
+      </w:r>
+      <w:r>
+        <w:rPr>
+          <w:rStyle w:val="Strong"/>
+          <w:spacing w:val="0"/>
+        </w:rPr>
+        <w:t>Cross Labs</w:t>
+      </w:r>
+      <w:r>
+        <w:rPr>
+          <w:rStyle w:val="Strong"/>
+          <w:spacing w:val="0"/>
+        </w:rPr>
+        <w:t>（</w:t>
+      </w:r>
+      <w:r>
+        <w:rPr>
+          <w:rStyle w:val="Strong"/>
+          <w:spacing w:val="0"/>
+        </w:rPr>
+        <w:t>YouTube</w:t>
+      </w:r>
+      <w:r>
+        <w:rPr>
+          <w:rStyle w:val="Strong"/>
+          <w:spacing w:val="0"/>
+        </w:rPr>
+        <w:t>）</w:t>
+      </w:r>
+      <w:r>
+        <w:rPr>
+          <w:spacing w:val="0"/>
+        </w:rPr>
+        <w:br/>
+      </w:r>
+      <w:r>
+        <w:rPr>
+          <w:rStyle w:val="Strong"/>
+          <w:spacing w:val="0"/>
+        </w:rPr>
+        <w:t>「</w:t>
+      </w:r>
+      <w:r>
+        <w:rPr>
+          <w:rStyle w:val="Strong"/>
+          <w:spacing w:val="0"/>
+        </w:rPr>
+        <w:t>Vegetables Here, Games There: BCI and New Horizons</w:t>
+      </w:r>
+      <w:r>
+        <w:rPr>
+          <w:rStyle w:val="Strong"/>
+          <w:spacing w:val="0"/>
+        </w:rPr>
+        <w:t>」インタビュー出演（</w:t>
+      </w:r>
+      <w:r>
+        <w:rPr>
+          <w:rStyle w:val="Strong"/>
+          <w:spacing w:val="0"/>
+        </w:rPr>
+        <w:t>A. Adam</w:t>
+      </w:r>
+      <w:r>
+        <w:rPr>
+          <w:rStyle w:val="Strong"/>
+          <w:spacing w:val="0"/>
+        </w:rPr>
+        <w:t>s</w:t>
+      </w:r>
+      <w:r>
+        <w:rPr>
+          <w:rStyle w:val="Strong"/>
+          <w:spacing w:val="0"/>
+        </w:rPr>
+        <w:t>、</w:t>
+      </w:r>
+      <w:r>
+        <w:rPr>
+          <w:rStyle w:val="Strong"/>
+          <w:spacing w:val="0"/>
+        </w:rPr>
+        <w:t>B. Senzio-Savino</w:t>
+      </w:r>
+      <w:r>
+        <w:rPr>
+          <w:rStyle w:val="Strong"/>
+          <w:spacing w:val="0"/>
+        </w:rPr>
+        <w:t>）</w:t>
+      </w:r>
+      <w:r>
+        <w:rPr>
+          <w:spacing w:val="0"/>
+        </w:rPr>
+        <w:br/>
+      </w:r>
+      <w:r>
+        <w:rPr>
+          <w:spacing w:val="0"/>
+        </w:rPr>
+        <w:t>ゲーム機などの非従来型計算環境を用いた人工生命研究から、実用的なブレイン・コンピュータ・インターフェース（</w:t>
+      </w:r>
+      <w:r>
+        <w:rPr>
+          <w:spacing w:val="0"/>
+        </w:rPr>
+        <w:t>BCI</w:t>
+      </w:r>
+      <w:r>
+        <w:rPr>
+          <w:spacing w:val="0"/>
+        </w:rPr>
+        <w:t xml:space="preserve">）への展開について紹介した。 </w:t>
       </w:r>
     </w:p>
     <w:sectPr>
@@ -7042,7 +7527,7 @@
       <w:textAlignment w:val="baseline"/>
     </w:pPr>
     <w:rPr>
-      <w:rFonts w:eastAsia="Mincho" w:ascii="Century" w:hAnsi="Century" w:cs="Times New Roman"/>
+      <w:rFonts w:ascii="Century" w:hAnsi="Century" w:eastAsia="Mincho" w:cs="Times New Roman"/>
       <w:color w:val="auto"/>
       <w:kern w:val="2"/>
       <w:sz w:val="21"/>
@@ -7138,6 +7623,14 @@
       <w:iCs/>
     </w:rPr>
   </w:style>
+  <w:style w:type="character" w:styleId="Strong">
+    <w:name w:val="Strong"/>
+    <w:qFormat/>
+    <w:rPr>
+      <w:b/>
+      <w:bCs/>
+    </w:rPr>
+  </w:style>
   <w:style w:type="paragraph" w:styleId="Heading">
     <w:name w:val="Heading"/>
     <w:basedOn w:val="Normal"/>
@@ -7210,13 +7703,14 @@
     <w:qFormat/>
     <w:pPr>
       <w:widowControl w:val="false"/>
+      <w:suppressAutoHyphens w:val="true"/>
       <w:bidi w:val="0"/>
       <w:spacing w:lineRule="exact" w:line="347" w:before="0" w:after="0"/>
       <w:jc w:val="both"/>
       <w:textAlignment w:val="baseline"/>
     </w:pPr>
     <w:rPr>
-      <w:rFonts w:eastAsia="Mincho" w:ascii="Century" w:hAnsi="Century" w:cs="Times New Roman"/>
+      <w:rFonts w:ascii="Century" w:hAnsi="Century" w:eastAsia="Mincho" w:cs="Times New Roman"/>
       <w:color w:val="auto"/>
       <w:spacing w:val="1"/>
       <w:kern w:val="0"/>
@@ -7291,12 +7785,13 @@
     <w:rsid w:val="004d20d6"/>
     <w:pPr>
       <w:widowControl/>
+      <w:suppressAutoHyphens w:val="true"/>
       <w:bidi w:val="0"/>
       <w:spacing w:before="0" w:after="0"/>
       <w:jc w:val="start"/>
     </w:pPr>
     <w:rPr>
-      <w:rFonts w:ascii="Arial" w:hAnsi="Arial" w:cs="Arial" w:eastAsia="MS Mincho"/>
+      <w:rFonts w:ascii="Arial" w:hAnsi="Arial" w:eastAsia="MS Mincho" w:cs="Arial"/>
       <w:color w:val="000000"/>
       <w:kern w:val="0"/>
       <w:sz w:val="24"/>
